--- a/Report_Materials_Modeling_RU.docx
+++ b/Report_Materials_Modeling_RU.docx
@@ -2,25 +2,74 @@
 <file path=word/document.xml><?xml version="1.0" encoding="utf-8"?>
 <w:document xmlns:wpc="http://schemas.microsoft.com/office/word/2010/wordprocessingCanvas" xmlns:mo="http://schemas.microsoft.com/office/mac/office/2008/main" xmlns:mc="http://schemas.openxmlformats.org/markup-compatibility/2006" xmlns:mv="urn:schemas-microsoft-com:mac:vml" xmlns:o="urn:schemas-microsoft-com:office:office" xmlns:r="http://schemas.openxmlformats.org/officeDocument/2006/relationships" xmlns:m="http://schemas.openxmlformats.org/officeDocument/2006/math" xmlns:v="urn:schemas-microsoft-com:vml" xmlns:wp14="http://schemas.microsoft.com/office/word/2010/wordprocessingDrawing" xmlns:wp="http://schemas.openxmlformats.org/drawingml/2006/wordprocessingDrawing" xmlns:w10="urn:schemas-microsoft-com:office:word" xmlns:w="http://schemas.openxmlformats.org/wordprocessingml/2006/main" xmlns:w14="http://schemas.microsoft.com/office/word/2010/wordml" xmlns:wpg="http://schemas.microsoft.com/office/word/2010/wordprocessingGroup" xmlns:wpi="http://schemas.microsoft.com/office/word/2010/wordprocessingInk" xmlns:wne="http://schemas.microsoft.com/office/word/2006/wordml" xmlns:wps="http://schemas.microsoft.com/office/word/2010/wordprocessingShape" mc:Ignorable="w14 wp14">
   <w:body>
+    <w:p/>
+    <w:p/>
+    <w:p/>
+    <w:p/>
+    <w:p/>
+    <w:p/>
     <w:p>
       <w:pPr>
-        <w:pStyle w:val="Title"/>
         <w:jc w:val="center"/>
       </w:pPr>
       <w:r>
-        <w:t>ОТЧЁТ по школе «Molecular and Materials Modeling»</w:t>
+        <w:rPr>
+          <w:rFonts w:ascii="Times New Roman" w:hAnsi="Times New Roman"/>
+          <w:b/>
+          <w:sz w:val="44"/>
+        </w:rPr>
+        <w:t>Отчёт о вычислительных упражнениях</w:t>
+        <w:br/>
+      </w:r>
+    </w:p>
+    <w:p>
+      <w:pPr>
+        <w:jc w:val="center"/>
+      </w:pPr>
+      <w:r>
+        <w:rPr>
+          <w:rFonts w:ascii="Times New Roman" w:hAnsi="Times New Roman"/>
+          <w:sz w:val="32"/>
+        </w:rPr>
+        <w:t>Двухдневная гибридная школа по</w:t>
+        <w:br/>
+        <w:t>Молекулярному и материаловедческому моделированию</w:t>
+      </w:r>
+    </w:p>
+    <w:p/>
+    <w:p>
+      <w:pPr>
+        <w:jc w:val="center"/>
+      </w:pPr>
+      <w:r>
+        <w:rPr>
+          <w:rFonts w:ascii="Times New Roman" w:hAnsi="Times New Roman"/>
+          <w:sz w:val="28"/>
+        </w:rPr>
+        <w:t>26–27 августа 2026 г.</w:t>
+      </w:r>
+    </w:p>
+    <w:p/>
+    <w:p/>
+    <w:p/>
+    <w:p/>
+    <w:p>
+      <w:pPr>
+        <w:jc w:val="center"/>
+      </w:pPr>
+      <w:r>
+        <w:rPr>
+          <w:rFonts w:ascii="Times New Roman" w:hAnsi="Times New Roman"/>
+          <w:sz w:val="24"/>
+        </w:rPr>
+        <w:t>Преподаватели: Мирослав Илиаш и Дипаян Сен</w:t>
+        <w:br/>
+        <w:t>ЛТФ ОИЯИ, Дубна, Московская область, Россия</w:t>
       </w:r>
     </w:p>
     <w:p>
       <w:r>
-        <w:t>Дата: 1 сентября 2026</w:t>
-        <w:br/>
-        <w:t>Школа: Two-Day Hybrid School on Molecular and Materials Modeling, 26–27 августа 2026</w:t>
-        <w:br/>
-        <w:t>Преподаватели: Miroslav Iliaš, Dipayan Sen (BLTP JINR)</w:t>
-        <w:br/>
-        <w:t>Рабочий репозиторий: https://github.com/Danil169/Molecular-and-Materials-Modeling-2026-August</w:t>
-        <w:br/>
+        <w:br w:type="page"/>
       </w:r>
     </w:p>
     <w:p>
@@ -28,7 +77,1915 @@
         <w:pStyle w:val="Heading1"/>
       </w:pPr>
       <w:r>
-        <w:t>Часть I. Молекулярное моделирование</w:t>
+        <w:t>Введение</w:t>
+      </w:r>
+    </w:p>
+    <w:p>
+      <w:r>
+        <w:t>Данный отчёт документирует выполнение вычислительных упражнений в рамках «Двухдневной гибридной школы по молекулярному и материаловедческому моделированию», проходившей 26–27 августа 2026 года в ЛТФ ОИЯИ (Дубна). Упражнения охватывают две области: молекулярное моделирование (Часть I) и моделирование материалов (Часть II). Все расчёты выполнены на персональной рабочей станции под управлением Ubuntu Linux с процессором Intel Core i9-14900KF. Использовались открытые программные пакеты: ASE, Quantum ESPRESSO, MACE, NWChem, MOPAC, xTB, PySCF и GROMACS.</w:t>
+      </w:r>
+    </w:p>
+    <w:p>
+      <w:r>
+        <w:br w:type="page"/>
+      </w:r>
+    </w:p>
+    <w:p>
+      <w:pPr>
+        <w:pStyle w:val="Heading1"/>
+      </w:pPr>
+      <w:r>
+        <w:t>Часть I: Молекулярное моделирование</w:t>
+      </w:r>
+    </w:p>
+    <w:p>
+      <w:pPr>
+        <w:pStyle w:val="Heading2"/>
+      </w:pPr>
+      <w:r>
+        <w:t>Упражнение I.1 – Проверка программного обеспечения</w:t>
+      </w:r>
+    </w:p>
+    <w:p>
+      <w:pPr>
+        <w:spacing w:after="120"/>
+      </w:pPr>
+      <w:r>
+        <w:t>Цель: убедиться, что весь стек программ (PySCF, MOPAC, xTB, CREST, NWChem, Quantum ESPRESSO, GROMACS, MACE) установлен и функционирует корректно.</w:t>
+      </w:r>
+    </w:p>
+    <w:p>
+      <w:pPr>
+        <w:pStyle w:val="Heading3"/>
+      </w:pPr>
+      <w:r>
+        <w:t>Результаты</w:t>
+      </w:r>
+    </w:p>
+    <w:tbl>
+      <w:tblPr>
+        <w:tblStyle w:val="TableGrid"/>
+        <w:tblW w:type="auto" w:w="0"/>
+        <w:tblLook w:firstColumn="1" w:firstRow="1" w:lastColumn="0" w:lastRow="0" w:noHBand="0" w:noVBand="1" w:val="04A0"/>
+      </w:tblPr>
+      <w:tblGrid>
+        <w:gridCol w:w="4703"/>
+        <w:gridCol w:w="4703"/>
+      </w:tblGrid>
+      <w:tr>
+        <w:trPr>
+          <w:cantSplit/>
+          <w:tblHeader/>
+          <w:tblHeader/>
+        </w:trPr>
+        <w:tc>
+          <w:tcPr>
+            <w:tcW w:type="dxa" w:w="4703"/>
+          </w:tcPr>
+          <w:p>
+            <w:pPr>
+              <w:keepNext/>
+            </w:pPr>
+            <w:r>
+              <w:rPr>
+                <w:b/>
+              </w:rPr>
+              <w:t>Программа</w:t>
+            </w:r>
+          </w:p>
+        </w:tc>
+        <w:tc>
+          <w:tcPr>
+            <w:tcW w:type="dxa" w:w="4703"/>
+          </w:tcPr>
+          <w:p>
+            <w:pPr>
+              <w:keepNext/>
+            </w:pPr>
+            <w:r>
+              <w:rPr>
+                <w:b/>
+              </w:rPr>
+              <w:t>Версия</w:t>
+            </w:r>
+          </w:p>
+        </w:tc>
+      </w:tr>
+      <w:tr>
+        <w:trPr>
+          <w:cantSplit/>
+        </w:trPr>
+        <w:tc>
+          <w:tcPr>
+            <w:tcW w:type="dxa" w:w="4703"/>
+          </w:tcPr>
+          <w:p>
+            <w:r>
+              <w:t>conda</w:t>
+            </w:r>
+          </w:p>
+        </w:tc>
+        <w:tc>
+          <w:tcPr>
+            <w:tcW w:type="dxa" w:w="4703"/>
+          </w:tcPr>
+          <w:p>
+            <w:r>
+              <w:t>26.5.3</w:t>
+            </w:r>
+          </w:p>
+        </w:tc>
+      </w:tr>
+      <w:tr>
+        <w:trPr>
+          <w:cantSplit/>
+        </w:trPr>
+        <w:tc>
+          <w:tcPr>
+            <w:tcW w:type="dxa" w:w="4703"/>
+          </w:tcPr>
+          <w:p>
+            <w:r>
+              <w:t>ASE</w:t>
+            </w:r>
+          </w:p>
+        </w:tc>
+        <w:tc>
+          <w:tcPr>
+            <w:tcW w:type="dxa" w:w="4703"/>
+          </w:tcPr>
+          <w:p>
+            <w:r>
+              <w:t>3.29.0</w:t>
+            </w:r>
+          </w:p>
+        </w:tc>
+      </w:tr>
+      <w:tr>
+        <w:trPr>
+          <w:cantSplit/>
+        </w:trPr>
+        <w:tc>
+          <w:tcPr>
+            <w:tcW w:type="dxa" w:w="4703"/>
+          </w:tcPr>
+          <w:p>
+            <w:r>
+              <w:t>MOPAC</w:t>
+            </w:r>
+          </w:p>
+        </w:tc>
+        <w:tc>
+          <w:tcPr>
+            <w:tcW w:type="dxa" w:w="4703"/>
+          </w:tcPr>
+          <w:p>
+            <w:r>
+              <w:t>23.1.2</w:t>
+            </w:r>
+          </w:p>
+        </w:tc>
+      </w:tr>
+      <w:tr>
+        <w:trPr>
+          <w:cantSplit/>
+        </w:trPr>
+        <w:tc>
+          <w:tcPr>
+            <w:tcW w:type="dxa" w:w="4703"/>
+          </w:tcPr>
+          <w:p>
+            <w:r>
+              <w:t>NWChem</w:t>
+            </w:r>
+          </w:p>
+        </w:tc>
+        <w:tc>
+          <w:tcPr>
+            <w:tcW w:type="dxa" w:w="4703"/>
+          </w:tcPr>
+          <w:p>
+            <w:r>
+              <w:t>7.0.2 / 7.2.2</w:t>
+            </w:r>
+          </w:p>
+        </w:tc>
+      </w:tr>
+      <w:tr>
+        <w:trPr>
+          <w:cantSplit/>
+        </w:trPr>
+        <w:tc>
+          <w:tcPr>
+            <w:tcW w:type="dxa" w:w="4703"/>
+          </w:tcPr>
+          <w:p>
+            <w:r>
+              <w:t>Quantum ESPRESSO</w:t>
+            </w:r>
+          </w:p>
+        </w:tc>
+        <w:tc>
+          <w:tcPr>
+            <w:tcW w:type="dxa" w:w="4703"/>
+          </w:tcPr>
+          <w:p>
+            <w:r>
+              <w:t>7.5</w:t>
+            </w:r>
+          </w:p>
+        </w:tc>
+      </w:tr>
+      <w:tr>
+        <w:trPr>
+          <w:cantSplit/>
+        </w:trPr>
+        <w:tc>
+          <w:tcPr>
+            <w:tcW w:type="dxa" w:w="4703"/>
+          </w:tcPr>
+          <w:p>
+            <w:r>
+              <w:t>GROMACS</w:t>
+            </w:r>
+          </w:p>
+        </w:tc>
+        <w:tc>
+          <w:tcPr>
+            <w:tcW w:type="dxa" w:w="4703"/>
+          </w:tcPr>
+          <w:p>
+            <w:r>
+              <w:t>2026.3</w:t>
+            </w:r>
+          </w:p>
+        </w:tc>
+      </w:tr>
+      <w:tr>
+        <w:trPr>
+          <w:cantSplit/>
+        </w:trPr>
+        <w:tc>
+          <w:tcPr>
+            <w:tcW w:type="dxa" w:w="4703"/>
+          </w:tcPr>
+          <w:p>
+            <w:r>
+              <w:t>MACE-torch</w:t>
+            </w:r>
+          </w:p>
+        </w:tc>
+        <w:tc>
+          <w:tcPr>
+            <w:tcW w:type="dxa" w:w="4703"/>
+          </w:tcPr>
+          <w:p>
+            <w:r>
+              <w:t>0.3.16 (PyTorch 2.13.0+cu130, CUDA RTX 3050)</w:t>
+            </w:r>
+          </w:p>
+        </w:tc>
+      </w:tr>
+      <w:tr>
+        <w:trPr>
+          <w:cantSplit/>
+        </w:trPr>
+        <w:tc>
+          <w:tcPr>
+            <w:tcW w:type="dxa" w:w="4703"/>
+          </w:tcPr>
+          <w:p>
+            <w:r>
+              <w:t>PySCF, xTB, CREST</w:t>
+            </w:r>
+          </w:p>
+        </w:tc>
+        <w:tc>
+          <w:tcPr>
+            <w:tcW w:type="dxa" w:w="4703"/>
+          </w:tcPr>
+          <w:p>
+            <w:r>
+              <w:t>установлены и протестированы</w:t>
+            </w:r>
+          </w:p>
+        </w:tc>
+      </w:tr>
+    </w:tbl>
+    <w:p>
+      <w:pPr>
+        <w:spacing w:after="120"/>
+      </w:pPr>
+      <w:r>
+        <w:t>Сквозной тест функциональности на молекуле H₂O пройден 6/6: PySCF E = −2067.6141 эВ, MOPAC E = −2.5019 эВ, xTB E = −137.9678 эВ; работоспособность NWChem с MPI и pw.x подтверждена.</w:t>
+      </w:r>
+    </w:p>
+    <w:p>
+      <w:pPr>
+        <w:spacing w:after="120"/>
+      </w:pPr>
+      <w:r>
+        <w:t>Тестовый расчёт кристалла Si через связку ASE→QE: SCF E = −227.6975 эВ (ecutwfc = 20 Ry, сетка 2×2×2, 1.9 с). Проверка сходимости по k-точкам: −227.6975 эВ (2×2×2) против −230.0607 эВ (4×4×4). Пройдено 3 из 3 тестов.</w:t>
+      </w:r>
+    </w:p>
+    <w:p>
+      <w:pPr>
+        <w:pStyle w:val="Heading2"/>
+      </w:pPr>
+      <w:r>
+        <w:t>Упражнение I.2 – Тесты производительности</w:t>
+      </w:r>
+    </w:p>
+    <w:p>
+      <w:pPr>
+        <w:spacing w:after="120"/>
+      </w:pPr>
+      <w:r>
+        <w:t>Цель: измерить масштабирование MOPAC, NWChem и Quantum ESPRESSO по числу потоков/процессов.</w:t>
+      </w:r>
+    </w:p>
+    <w:p>
+      <w:pPr>
+        <w:pStyle w:val="Heading3"/>
+      </w:pPr>
+      <w:r>
+        <w:t>Результаты</w:t>
+      </w:r>
+    </w:p>
+    <w:p>
+      <w:pPr>
+        <w:spacing w:after="120"/>
+      </w:pPr>
+      <w:r>
+        <w:t>MOPAC PM7, фрагмент ДНК C₄₀H₅₀N₁₄O₂₆P₄ (134 атома): 1 поток — 27.5 с, 6 потоков — 10.8 с (оптимум); дальнейшее наращивание числа потоков даёт обратный эффект (12 потоков — 15.5 с).</w:t>
+      </w:r>
+    </w:p>
+    <w:p>
+      <w:pPr>
+        <w:spacing w:after="120"/>
+      </w:pPr>
+      <w:r>
+        <w:t>NWChem (радикал CH₃•, ZORA B3LYP/6-311G): 2 MPI-процесса — 9.9 с, 4 — 6.8 с, 6 — 6.6 с. Переход на базис cc-pVTZ увеличивает время счёта с 8.7 до 38.3 с.</w:t>
+      </w:r>
+    </w:p>
+    <w:p>
+      <w:pPr>
+        <w:spacing w:after="120"/>
+      </w:pPr>
+      <w:r>
+        <w:t>Quantum ESPRESSO (SCF Tl₂ со спин-орбитальным взаимодействием, 50 k-точек): близкое к линейному масштабирование MPI от 1 до 8–24 процессов: 45.2 с → 10.1 с (эффективность 0.90–0.99).</w:t>
+      </w:r>
+    </w:p>
+    <w:tbl>
+      <w:tblPr>
+        <w:tblStyle w:val="TableGrid"/>
+        <w:tblW w:type="auto" w:w="0"/>
+        <w:tblLook w:firstColumn="1" w:firstRow="1" w:lastColumn="0" w:lastRow="0" w:noHBand="0" w:noVBand="1" w:val="04A0"/>
+      </w:tblPr>
+      <w:tblGrid>
+        <w:gridCol w:w="1344"/>
+        <w:gridCol w:w="1344"/>
+        <w:gridCol w:w="1344"/>
+        <w:gridCol w:w="1344"/>
+        <w:gridCol w:w="1344"/>
+        <w:gridCol w:w="1344"/>
+        <w:gridCol w:w="1344"/>
+      </w:tblGrid>
+      <w:tr>
+        <w:trPr>
+          <w:cantSplit/>
+          <w:tblHeader/>
+          <w:tblHeader/>
+        </w:trPr>
+        <w:tc>
+          <w:tcPr>
+            <w:tcW w:type="dxa" w:w="1344"/>
+          </w:tcPr>
+          <w:p>
+            <w:pPr>
+              <w:keepNext/>
+            </w:pPr>
+            <w:r>
+              <w:rPr>
+                <w:b/>
+              </w:rPr>
+              <w:t>MPI-процессы</w:t>
+            </w:r>
+          </w:p>
+        </w:tc>
+        <w:tc>
+          <w:tcPr>
+            <w:tcW w:type="dxa" w:w="1344"/>
+          </w:tcPr>
+          <w:p>
+            <w:pPr>
+              <w:keepNext/>
+            </w:pPr>
+            <w:r>
+              <w:rPr>
+                <w:b/>
+              </w:rPr>
+              <w:t>1</w:t>
+            </w:r>
+          </w:p>
+        </w:tc>
+        <w:tc>
+          <w:tcPr>
+            <w:tcW w:type="dxa" w:w="1344"/>
+          </w:tcPr>
+          <w:p>
+            <w:pPr>
+              <w:keepNext/>
+            </w:pPr>
+            <w:r>
+              <w:rPr>
+                <w:b/>
+              </w:rPr>
+              <w:t>2</w:t>
+            </w:r>
+          </w:p>
+        </w:tc>
+        <w:tc>
+          <w:tcPr>
+            <w:tcW w:type="dxa" w:w="1344"/>
+          </w:tcPr>
+          <w:p>
+            <w:pPr>
+              <w:keepNext/>
+            </w:pPr>
+            <w:r>
+              <w:rPr>
+                <w:b/>
+              </w:rPr>
+              <w:t>4</w:t>
+            </w:r>
+          </w:p>
+        </w:tc>
+        <w:tc>
+          <w:tcPr>
+            <w:tcW w:type="dxa" w:w="1344"/>
+          </w:tcPr>
+          <w:p>
+            <w:pPr>
+              <w:keepNext/>
+            </w:pPr>
+            <w:r>
+              <w:rPr>
+                <w:b/>
+              </w:rPr>
+              <w:t>8</w:t>
+            </w:r>
+          </w:p>
+        </w:tc>
+        <w:tc>
+          <w:tcPr>
+            <w:tcW w:type="dxa" w:w="1344"/>
+          </w:tcPr>
+          <w:p>
+            <w:pPr>
+              <w:keepNext/>
+            </w:pPr>
+            <w:r>
+              <w:rPr>
+                <w:b/>
+              </w:rPr>
+              <w:t>16</w:t>
+            </w:r>
+          </w:p>
+        </w:tc>
+        <w:tc>
+          <w:tcPr>
+            <w:tcW w:type="dxa" w:w="1344"/>
+          </w:tcPr>
+          <w:p>
+            <w:pPr>
+              <w:keepNext/>
+            </w:pPr>
+            <w:r>
+              <w:rPr>
+                <w:b/>
+              </w:rPr>
+              <w:t>24</w:t>
+            </w:r>
+          </w:p>
+        </w:tc>
+      </w:tr>
+      <w:tr>
+        <w:trPr>
+          <w:cantSplit/>
+        </w:trPr>
+        <w:tc>
+          <w:tcPr>
+            <w:tcW w:type="dxa" w:w="1344"/>
+          </w:tcPr>
+          <w:p>
+            <w:r>
+              <w:t>Время расчёта, с</w:t>
+            </w:r>
+          </w:p>
+        </w:tc>
+        <w:tc>
+          <w:tcPr>
+            <w:tcW w:type="dxa" w:w="1344"/>
+          </w:tcPr>
+          <w:p>
+            <w:r>
+              <w:t>45.2</w:t>
+            </w:r>
+          </w:p>
+        </w:tc>
+        <w:tc>
+          <w:tcPr>
+            <w:tcW w:type="dxa" w:w="1344"/>
+          </w:tcPr>
+          <w:p>
+            <w:r>
+              <w:t>31.6</w:t>
+            </w:r>
+          </w:p>
+        </w:tc>
+        <w:tc>
+          <w:tcPr>
+            <w:tcW w:type="dxa" w:w="1344"/>
+          </w:tcPr>
+          <w:p>
+            <w:r>
+              <w:t>20.7</w:t>
+            </w:r>
+          </w:p>
+        </w:tc>
+        <w:tc>
+          <w:tcPr>
+            <w:tcW w:type="dxa" w:w="1344"/>
+          </w:tcPr>
+          <w:p>
+            <w:r>
+              <w:t>12.1</w:t>
+            </w:r>
+          </w:p>
+        </w:tc>
+        <w:tc>
+          <w:tcPr>
+            <w:tcW w:type="dxa" w:w="1344"/>
+          </w:tcPr>
+          <w:p>
+            <w:r>
+              <w:t>11.2</w:t>
+            </w:r>
+          </w:p>
+        </w:tc>
+        <w:tc>
+          <w:tcPr>
+            <w:tcW w:type="dxa" w:w="1344"/>
+          </w:tcPr>
+          <w:p>
+            <w:r>
+              <w:t>10.1</w:t>
+            </w:r>
+          </w:p>
+        </w:tc>
+      </w:tr>
+    </w:tbl>
+    <w:p>
+      <w:pPr>
+        <w:jc w:val="center"/>
+      </w:pPr>
+      <w:r>
+        <w:drawing>
+          <wp:inline xmlns:a="http://schemas.openxmlformats.org/drawingml/2006/main" xmlns:pic="http://schemas.openxmlformats.org/drawingml/2006/picture">
+            <wp:extent cx="5400000" cy="3240000"/>
+            <wp:docPr id="7" name="Picture 7"/>
+            <wp:cNvGraphicFramePr>
+              <a:graphicFrameLocks noChangeAspect="1"/>
+            </wp:cNvGraphicFramePr>
+            <a:graphic>
+              <a:graphicData uri="http://schemas.openxmlformats.org/drawingml/2006/picture">
+                <pic:pic>
+                  <pic:nvPicPr>
+                    <pic:cNvPr id="0" name="qe_mpi_scaling.png"/>
+                    <pic:cNvPicPr/>
+                  </pic:nvPicPr>
+                  <pic:blipFill>
+                    <a:blip r:embed="rId15"/>
+                    <a:stretch>
+                      <a:fillRect/>
+                    </a:stretch>
+                  </pic:blipFill>
+                  <pic:spPr>
+                    <a:xfrm>
+                      <a:off x="0" y="0"/>
+                      <a:ext cx="5400000" cy="3240000"/>
+                    </a:xfrm>
+                    <a:prstGeom prst="rect"/>
+                  </pic:spPr>
+                </pic:pic>
+              </a:graphicData>
+            </a:graphic>
+          </wp:inline>
+        </w:drawing>
+      </w:r>
+    </w:p>
+    <w:p>
+      <w:pPr>
+        <w:jc w:val="center"/>
+      </w:pPr>
+      <w:r>
+        <w:rPr>
+          <w:i/>
+          <w:sz w:val="20"/>
+        </w:rPr>
+        <w:t>Рис. 1. Масштабирование Quantum ESPRESSO по MPI-процессам (два прогона; пунктир — идеальное масштабирование).</w:t>
+      </w:r>
+    </w:p>
+    <w:p>
+      <w:pPr>
+        <w:pStyle w:val="Heading2"/>
+      </w:pPr>
+      <w:r>
+        <w:t>Упражнение I.3 – ASE + MACE (энергии атомизации)</w:t>
+      </w:r>
+    </w:p>
+    <w:p>
+      <w:pPr>
+        <w:spacing w:after="120"/>
+      </w:pPr>
+      <w:r>
+        <w:t>Цель: сравнить аналитический потенциал EMT и машинный потенциал MACE-MP-0 в расчёте энергий атомизации двухатомных молекул.</w:t>
+      </w:r>
+    </w:p>
+    <w:p>
+      <w:pPr>
+        <w:pStyle w:val="Heading3"/>
+      </w:pPr>
+      <w:r>
+        <w:t>Результаты</w:t>
+      </w:r>
+    </w:p>
+    <w:tbl>
+      <w:tblPr>
+        <w:tblStyle w:val="TableGrid"/>
+        <w:tblW w:type="auto" w:w="0"/>
+        <w:tblLook w:firstColumn="1" w:firstRow="1" w:lastColumn="0" w:lastRow="0" w:noHBand="0" w:noVBand="1" w:val="04A0"/>
+      </w:tblPr>
+      <w:tblGrid>
+        <w:gridCol w:w="1881"/>
+        <w:gridCol w:w="1881"/>
+        <w:gridCol w:w="1881"/>
+        <w:gridCol w:w="1881"/>
+        <w:gridCol w:w="1881"/>
+      </w:tblGrid>
+      <w:tr>
+        <w:trPr>
+          <w:cantSplit/>
+          <w:tblHeader/>
+          <w:tblHeader/>
+        </w:trPr>
+        <w:tc>
+          <w:tcPr>
+            <w:tcW w:type="dxa" w:w="1881"/>
+          </w:tcPr>
+          <w:p>
+            <w:pPr>
+              <w:keepNext/>
+            </w:pPr>
+            <w:r>
+              <w:rPr>
+                <w:b/>
+              </w:rPr>
+              <w:t>Молекула</w:t>
+            </w:r>
+          </w:p>
+        </w:tc>
+        <w:tc>
+          <w:tcPr>
+            <w:tcW w:type="dxa" w:w="1881"/>
+          </w:tcPr>
+          <w:p>
+            <w:pPr>
+              <w:keepNext/>
+            </w:pPr>
+            <w:r>
+              <w:rPr>
+                <w:b/>
+              </w:rPr>
+              <w:t>EMT, эВ</w:t>
+            </w:r>
+          </w:p>
+        </w:tc>
+        <w:tc>
+          <w:tcPr>
+            <w:tcW w:type="dxa" w:w="1881"/>
+          </w:tcPr>
+          <w:p>
+            <w:pPr>
+              <w:keepNext/>
+            </w:pPr>
+            <w:r>
+              <w:rPr>
+                <w:b/>
+              </w:rPr>
+              <w:t>MACE, эВ</w:t>
+            </w:r>
+          </w:p>
+        </w:tc>
+        <w:tc>
+          <w:tcPr>
+            <w:tcW w:type="dxa" w:w="1881"/>
+          </w:tcPr>
+          <w:p>
+            <w:pPr>
+              <w:keepNext/>
+            </w:pPr>
+            <w:r>
+              <w:rPr>
+                <w:b/>
+              </w:rPr>
+              <w:t>Эксперимент, эВ</w:t>
+            </w:r>
+          </w:p>
+        </w:tc>
+        <w:tc>
+          <w:tcPr>
+            <w:tcW w:type="dxa" w:w="1881"/>
+          </w:tcPr>
+          <w:p>
+            <w:pPr>
+              <w:keepNext/>
+            </w:pPr>
+            <w:r>
+              <w:rPr>
+                <w:b/>
+              </w:rPr>
+              <w:t>Ошибка MACE</w:t>
+            </w:r>
+          </w:p>
+        </w:tc>
+      </w:tr>
+      <w:tr>
+        <w:trPr>
+          <w:cantSplit/>
+        </w:trPr>
+        <w:tc>
+          <w:tcPr>
+            <w:tcW w:type="dxa" w:w="1881"/>
+          </w:tcPr>
+          <w:p>
+            <w:r>
+              <w:t>H₂</w:t>
+            </w:r>
+          </w:p>
+        </w:tc>
+        <w:tc>
+          <w:tcPr>
+            <w:tcW w:type="dxa" w:w="1881"/>
+          </w:tcPr>
+          <w:p>
+            <w:r>
+              <w:t>5.3495</w:t>
+            </w:r>
+          </w:p>
+        </w:tc>
+        <w:tc>
+          <w:tcPr>
+            <w:tcW w:type="dxa" w:w="1881"/>
+          </w:tcPr>
+          <w:p>
+            <w:r>
+              <w:t>4.2065</w:t>
+            </w:r>
+          </w:p>
+        </w:tc>
+        <w:tc>
+          <w:tcPr>
+            <w:tcW w:type="dxa" w:w="1881"/>
+          </w:tcPr>
+          <w:p>
+            <w:r>
+              <w:t>4.52</w:t>
+            </w:r>
+          </w:p>
+        </w:tc>
+        <w:tc>
+          <w:tcPr>
+            <w:tcW w:type="dxa" w:w="1881"/>
+          </w:tcPr>
+          <w:p>
+            <w:r>
+              <w:t>6.9 %</w:t>
+            </w:r>
+          </w:p>
+        </w:tc>
+      </w:tr>
+      <w:tr>
+        <w:trPr>
+          <w:cantSplit/>
+        </w:trPr>
+        <w:tc>
+          <w:tcPr>
+            <w:tcW w:type="dxa" w:w="1881"/>
+          </w:tcPr>
+          <w:p>
+            <w:r>
+              <w:t>N₂</w:t>
+            </w:r>
+          </w:p>
+        </w:tc>
+        <w:tc>
+          <w:tcPr>
+            <w:tcW w:type="dxa" w:w="1881"/>
+          </w:tcPr>
+          <w:p>
+            <w:r>
+              <w:t>9.9372</w:t>
+            </w:r>
+          </w:p>
+        </w:tc>
+        <w:tc>
+          <w:tcPr>
+            <w:tcW w:type="dxa" w:w="1881"/>
+          </w:tcPr>
+          <w:p>
+            <w:r>
+              <w:t>10.3130</w:t>
+            </w:r>
+          </w:p>
+        </w:tc>
+        <w:tc>
+          <w:tcPr>
+            <w:tcW w:type="dxa" w:w="1881"/>
+          </w:tcPr>
+          <w:p>
+            <w:r>
+              <w:t>9.76</w:t>
+            </w:r>
+          </w:p>
+        </w:tc>
+        <w:tc>
+          <w:tcPr>
+            <w:tcW w:type="dxa" w:w="1881"/>
+          </w:tcPr>
+          <w:p>
+            <w:r>
+              <w:t>5.7 %</w:t>
+            </w:r>
+          </w:p>
+        </w:tc>
+      </w:tr>
+      <w:tr>
+        <w:trPr>
+          <w:cantSplit/>
+        </w:trPr>
+        <w:tc>
+          <w:tcPr>
+            <w:tcW w:type="dxa" w:w="1881"/>
+          </w:tcPr>
+          <w:p>
+            <w:r>
+              <w:t>O₂</w:t>
+            </w:r>
+          </w:p>
+        </w:tc>
+        <w:tc>
+          <w:tcPr>
+            <w:tcW w:type="dxa" w:w="1881"/>
+          </w:tcPr>
+          <w:p>
+            <w:r>
+              <w:t>8.5753</w:t>
+            </w:r>
+          </w:p>
+        </w:tc>
+        <w:tc>
+          <w:tcPr>
+            <w:tcW w:type="dxa" w:w="1881"/>
+          </w:tcPr>
+          <w:p>
+            <w:r>
+              <w:t>5.5264</w:t>
+            </w:r>
+          </w:p>
+        </w:tc>
+        <w:tc>
+          <w:tcPr>
+            <w:tcW w:type="dxa" w:w="1881"/>
+          </w:tcPr>
+          <w:p>
+            <w:r>
+              <w:t>5.16</w:t>
+            </w:r>
+          </w:p>
+        </w:tc>
+        <w:tc>
+          <w:tcPr>
+            <w:tcW w:type="dxa" w:w="1881"/>
+          </w:tcPr>
+          <w:p>
+            <w:r>
+              <w:t>7.1 %</w:t>
+            </w:r>
+          </w:p>
+        </w:tc>
+      </w:tr>
+      <w:tr>
+        <w:trPr>
+          <w:cantSplit/>
+        </w:trPr>
+        <w:tc>
+          <w:tcPr>
+            <w:tcW w:type="dxa" w:w="1881"/>
+          </w:tcPr>
+          <w:p>
+            <w:r>
+              <w:t>F₂</w:t>
+            </w:r>
+          </w:p>
+        </w:tc>
+        <w:tc>
+          <w:tcPr>
+            <w:tcW w:type="dxa" w:w="1881"/>
+          </w:tcPr>
+          <w:p>
+            <w:r>
+              <w:t>—</w:t>
+            </w:r>
+          </w:p>
+        </w:tc>
+        <w:tc>
+          <w:tcPr>
+            <w:tcW w:type="dxa" w:w="1881"/>
+          </w:tcPr>
+          <w:p>
+            <w:r>
+              <w:t>−0.5825</w:t>
+            </w:r>
+          </w:p>
+        </w:tc>
+        <w:tc>
+          <w:tcPr>
+            <w:tcW w:type="dxa" w:w="1881"/>
+          </w:tcPr>
+          <w:p>
+            <w:r>
+              <w:t>1.65</w:t>
+            </w:r>
+          </w:p>
+        </w:tc>
+        <w:tc>
+          <w:tcPr>
+            <w:tcW w:type="dxa" w:w="1881"/>
+          </w:tcPr>
+          <w:p>
+            <w:r>
+              <w:t>135.3 %</w:t>
+            </w:r>
+          </w:p>
+        </w:tc>
+      </w:tr>
+    </w:tbl>
+    <w:p>
+      <w:pPr>
+        <w:spacing w:after="120"/>
+      </w:pPr>
+      <w:r>
+        <w:t>EMT не имеет параметров для O₂ и F₂ и плохо описывает ковалентные связи; MACE воспроизводит энергии атомизации H₂, N₂ и O₂ с ошибкой 5–7 %.</w:t>
+      </w:r>
+    </w:p>
+    <w:p>
+      <w:pPr>
+        <w:jc w:val="center"/>
+      </w:pPr>
+      <w:r>
+        <w:drawing>
+          <wp:inline xmlns:a="http://schemas.openxmlformats.org/drawingml/2006/main" xmlns:pic="http://schemas.openxmlformats.org/drawingml/2006/picture">
+            <wp:extent cx="5400000" cy="3240000"/>
+            <wp:docPr id="8" name="Picture 8"/>
+            <wp:cNvGraphicFramePr>
+              <a:graphicFrameLocks noChangeAspect="1"/>
+            </wp:cNvGraphicFramePr>
+            <a:graphic>
+              <a:graphicData uri="http://schemas.openxmlformats.org/drawingml/2006/picture">
+                <pic:pic>
+                  <pic:nvPicPr>
+                    <pic:cNvPr id="0" name="h2_potential_curve_mace.png"/>
+                    <pic:cNvPicPr/>
+                  </pic:nvPicPr>
+                  <pic:blipFill>
+                    <a:blip r:embed="rId16"/>
+                    <a:stretch>
+                      <a:fillRect/>
+                    </a:stretch>
+                  </pic:blipFill>
+                  <pic:spPr>
+                    <a:xfrm>
+                      <a:off x="0" y="0"/>
+                      <a:ext cx="5400000" cy="3240000"/>
+                    </a:xfrm>
+                    <a:prstGeom prst="rect"/>
+                  </pic:spPr>
+                </pic:pic>
+              </a:graphicData>
+            </a:graphic>
+          </wp:inline>
+        </w:drawing>
+      </w:r>
+    </w:p>
+    <w:p>
+      <w:pPr>
+        <w:jc w:val="center"/>
+      </w:pPr>
+      <w:r>
+        <w:rPr>
+          <w:i/>
+          <w:sz w:val="20"/>
+        </w:rPr>
+        <w:t>Рис. 2. Кривая потенциальной энергии H₂ (MACE-MP-0): rₑ = 0.7540 Å (эксп. 0.7414 Å), Dₑ = 4.127 эВ (эксп. 4.52 эВ).</w:t>
+      </w:r>
+    </w:p>
+    <w:p>
+      <w:pPr>
+        <w:pStyle w:val="Heading2"/>
+      </w:pPr>
+      <w:r>
+        <w:t>Упражнение I.4 – Проверка установки MACE</w:t>
+      </w:r>
+    </w:p>
+    <w:p>
+      <w:pPr>
+        <w:spacing w:after="120"/>
+      </w:pPr>
+      <w:r>
+        <w:t>Цель: самостоятельно выполнить все тестовые скрипты проверки установки MACE.</w:t>
+      </w:r>
+    </w:p>
+    <w:p>
+      <w:pPr>
+        <w:pStyle w:val="Heading3"/>
+      </w:pPr>
+      <w:r>
+        <w:t>Результаты</w:t>
+      </w:r>
+    </w:p>
+    <w:p>
+      <w:pPr>
+        <w:spacing w:after="120"/>
+      </w:pPr>
+      <w:r>
+        <w:t>Комплексная проверка окружения (Python 3.13, PyTorch 2.13.0+cu130, e3nn 0.4.4, CUDA GPU RTX 3050): 22 из 25 проверок пройдено, 0 провалено, 3 предупреждения.</w:t>
+      </w:r>
+    </w:p>
+    <w:p>
+      <w:pPr>
+        <w:spacing w:after="120"/>
+      </w:pPr>
+      <w:r>
+        <w:t>Контрольные энергии MACE: H₂O −13.7859 эВ, CH₄ −23.1664 эВ, NH₃ −18.9956 эВ, CO₂ −22.5456 эВ, C₆H₆ −75.0697 эВ.</w:t>
+      </w:r>
+    </w:p>
+    <w:p>
+      <w:pPr>
+        <w:spacing w:after="120"/>
+      </w:pPr>
+      <w:r>
+        <w:t>Анализ моделей: mace-osaka26-small (33.5 МБ) покрывает 97 элементов (включая актиниды), MACE-MP-0 — 89 элементов; средняя скорость 0.038 с/молекулу. Тестовая оптимизация воды MACE: E = −14.1603 эВ, O–H = 0.9728 Å (4 шага BFGS).</w:t>
+      </w:r>
+    </w:p>
+    <w:p>
+      <w:pPr>
+        <w:pStyle w:val="Heading2"/>
+      </w:pPr>
+      <w:r>
+        <w:t>Упражнение I.5 – Термодинамические свойства HF и O₂</w:t>
+      </w:r>
+    </w:p>
+    <w:p>
+      <w:pPr>
+        <w:spacing w:after="120"/>
+      </w:pPr>
+      <w:r>
+        <w:t>Цель: рассчитать термодинамические свойства молекул полуэмпирическими методами (MOPAC PM6/PM7), DFT (NWChem) и машинным потенциалом (MACE) и сопоставить с экспериментом.</w:t>
+      </w:r>
+    </w:p>
+    <w:p>
+      <w:pPr>
+        <w:pStyle w:val="Heading3"/>
+      </w:pPr>
+      <w:r>
+        <w:t>Результаты (HF)</w:t>
+      </w:r>
+    </w:p>
+    <w:tbl>
+      <w:tblPr>
+        <w:tblStyle w:val="TableGrid"/>
+        <w:tblW w:type="auto" w:w="0"/>
+        <w:tblLook w:firstColumn="1" w:firstRow="1" w:lastColumn="0" w:lastRow="0" w:noHBand="0" w:noVBand="1" w:val="04A0"/>
+      </w:tblPr>
+      <w:tblGrid>
+        <w:gridCol w:w="1881"/>
+        <w:gridCol w:w="1881"/>
+        <w:gridCol w:w="1881"/>
+        <w:gridCol w:w="1881"/>
+        <w:gridCol w:w="1881"/>
+      </w:tblGrid>
+      <w:tr>
+        <w:trPr>
+          <w:cantSplit/>
+          <w:tblHeader/>
+          <w:tblHeader/>
+        </w:trPr>
+        <w:tc>
+          <w:tcPr>
+            <w:tcW w:type="dxa" w:w="1881"/>
+          </w:tcPr>
+          <w:p>
+            <w:pPr>
+              <w:keepNext/>
+            </w:pPr>
+            <w:r>
+              <w:rPr>
+                <w:b/>
+              </w:rPr>
+              <w:t>Свойство</w:t>
+            </w:r>
+          </w:p>
+        </w:tc>
+        <w:tc>
+          <w:tcPr>
+            <w:tcW w:type="dxa" w:w="1881"/>
+          </w:tcPr>
+          <w:p>
+            <w:pPr>
+              <w:keepNext/>
+            </w:pPr>
+            <w:r>
+              <w:rPr>
+                <w:b/>
+              </w:rPr>
+              <w:t>Эксперимент</w:t>
+            </w:r>
+          </w:p>
+        </w:tc>
+        <w:tc>
+          <w:tcPr>
+            <w:tcW w:type="dxa" w:w="1881"/>
+          </w:tcPr>
+          <w:p>
+            <w:pPr>
+              <w:keepNext/>
+            </w:pPr>
+            <w:r>
+              <w:rPr>
+                <w:b/>
+              </w:rPr>
+              <w:t>PM7</w:t>
+            </w:r>
+          </w:p>
+        </w:tc>
+        <w:tc>
+          <w:tcPr>
+            <w:tcW w:type="dxa" w:w="1881"/>
+          </w:tcPr>
+          <w:p>
+            <w:pPr>
+              <w:keepNext/>
+            </w:pPr>
+            <w:r>
+              <w:rPr>
+                <w:b/>
+              </w:rPr>
+              <w:t>PM6</w:t>
+            </w:r>
+          </w:p>
+        </w:tc>
+        <w:tc>
+          <w:tcPr>
+            <w:tcW w:type="dxa" w:w="1881"/>
+          </w:tcPr>
+          <w:p>
+            <w:pPr>
+              <w:keepNext/>
+            </w:pPr>
+            <w:r>
+              <w:rPr>
+                <w:b/>
+              </w:rPr>
+              <w:t>B3LYP</w:t>
+            </w:r>
+          </w:p>
+        </w:tc>
+      </w:tr>
+      <w:tr>
+        <w:trPr>
+          <w:cantSplit/>
+        </w:trPr>
+        <w:tc>
+          <w:tcPr>
+            <w:tcW w:type="dxa" w:w="1881"/>
+          </w:tcPr>
+          <w:p>
+            <w:r>
+              <w:t>r(HF), Å</w:t>
+            </w:r>
+          </w:p>
+        </w:tc>
+        <w:tc>
+          <w:tcPr>
+            <w:tcW w:type="dxa" w:w="1881"/>
+          </w:tcPr>
+          <w:p>
+            <w:r>
+              <w:t>0.917</w:t>
+            </w:r>
+          </w:p>
+        </w:tc>
+        <w:tc>
+          <w:tcPr>
+            <w:tcW w:type="dxa" w:w="1881"/>
+          </w:tcPr>
+          <w:p>
+            <w:r>
+              <w:t>—</w:t>
+            </w:r>
+          </w:p>
+        </w:tc>
+        <w:tc>
+          <w:tcPr>
+            <w:tcW w:type="dxa" w:w="1881"/>
+          </w:tcPr>
+          <w:p>
+            <w:r>
+              <w:t>0.966</w:t>
+            </w:r>
+          </w:p>
+        </w:tc>
+        <w:tc>
+          <w:tcPr>
+            <w:tcW w:type="dxa" w:w="1881"/>
+          </w:tcPr>
+          <w:p>
+            <w:r>
+              <w:t>—</w:t>
+            </w:r>
+          </w:p>
+        </w:tc>
+      </w:tr>
+      <w:tr>
+        <w:trPr>
+          <w:cantSplit/>
+        </w:trPr>
+        <w:tc>
+          <w:tcPr>
+            <w:tcW w:type="dxa" w:w="1881"/>
+          </w:tcPr>
+          <w:p>
+            <w:r>
+              <w:t>Частота, см⁻¹</w:t>
+            </w:r>
+          </w:p>
+        </w:tc>
+        <w:tc>
+          <w:tcPr>
+            <w:tcW w:type="dxa" w:w="1881"/>
+          </w:tcPr>
+          <w:p>
+            <w:r>
+              <w:t>4138</w:t>
+            </w:r>
+          </w:p>
+        </w:tc>
+        <w:tc>
+          <w:tcPr>
+            <w:tcW w:type="dxa" w:w="1881"/>
+          </w:tcPr>
+          <w:p>
+            <w:r>
+              <w:t>3995.8</w:t>
+            </w:r>
+          </w:p>
+        </w:tc>
+        <w:tc>
+          <w:tcPr>
+            <w:tcW w:type="dxa" w:w="1881"/>
+          </w:tcPr>
+          <w:p>
+            <w:r>
+              <w:t>3968.7</w:t>
+            </w:r>
+          </w:p>
+        </w:tc>
+        <w:tc>
+          <w:tcPr>
+            <w:tcW w:type="dxa" w:w="1881"/>
+          </w:tcPr>
+          <w:p>
+            <w:r>
+              <w:t>3976.3</w:t>
+            </w:r>
+          </w:p>
+        </w:tc>
+      </w:tr>
+      <w:tr>
+        <w:trPr>
+          <w:cantSplit/>
+        </w:trPr>
+        <w:tc>
+          <w:tcPr>
+            <w:tcW w:type="dxa" w:w="1881"/>
+          </w:tcPr>
+          <w:p>
+            <w:r>
+              <w:t>ΔfH°(298 K), кДж/моль</w:t>
+            </w:r>
+          </w:p>
+        </w:tc>
+        <w:tc>
+          <w:tcPr>
+            <w:tcW w:type="dxa" w:w="1881"/>
+          </w:tcPr>
+          <w:p>
+            <w:r>
+              <w:t>−273.3 ± 0.7</w:t>
+            </w:r>
+          </w:p>
+        </w:tc>
+        <w:tc>
+          <w:tcPr>
+            <w:tcW w:type="dxa" w:w="1881"/>
+          </w:tcPr>
+          <w:p>
+            <w:r>
+              <w:t>−259.1</w:t>
+            </w:r>
+          </w:p>
+        </w:tc>
+        <w:tc>
+          <w:tcPr>
+            <w:tcW w:type="dxa" w:w="1881"/>
+          </w:tcPr>
+          <w:p>
+            <w:r>
+              <w:t>−266.2</w:t>
+            </w:r>
+          </w:p>
+        </w:tc>
+        <w:tc>
+          <w:tcPr>
+            <w:tcW w:type="dxa" w:w="1881"/>
+          </w:tcPr>
+          <w:p>
+            <w:r>
+              <w:t>—</w:t>
+            </w:r>
+          </w:p>
+        </w:tc>
+      </w:tr>
+      <w:tr>
+        <w:trPr>
+          <w:cantSplit/>
+        </w:trPr>
+        <w:tc>
+          <w:tcPr>
+            <w:tcW w:type="dxa" w:w="1881"/>
+          </w:tcPr>
+          <w:p>
+            <w:r>
+              <w:t>S°(298 K), Дж/(моль·К)</w:t>
+            </w:r>
+          </w:p>
+        </w:tc>
+        <w:tc>
+          <w:tcPr>
+            <w:tcW w:type="dxa" w:w="1881"/>
+          </w:tcPr>
+          <w:p>
+            <w:r>
+              <w:t>173.78</w:t>
+            </w:r>
+          </w:p>
+        </w:tc>
+        <w:tc>
+          <w:tcPr>
+            <w:tcW w:type="dxa" w:w="1881"/>
+          </w:tcPr>
+          <w:p>
+            <w:r>
+              <w:t>173.08</w:t>
+            </w:r>
+          </w:p>
+        </w:tc>
+        <w:tc>
+          <w:tcPr>
+            <w:tcW w:type="dxa" w:w="1881"/>
+          </w:tcPr>
+          <w:p>
+            <w:r>
+              <w:t>174.33</w:t>
+            </w:r>
+          </w:p>
+        </w:tc>
+        <w:tc>
+          <w:tcPr>
+            <w:tcW w:type="dxa" w:w="1881"/>
+          </w:tcPr>
+          <w:p>
+            <w:r>
+              <w:t>—</w:t>
+            </w:r>
+          </w:p>
+        </w:tc>
+      </w:tr>
+      <w:tr>
+        <w:trPr>
+          <w:cantSplit/>
+        </w:trPr>
+        <w:tc>
+          <w:tcPr>
+            <w:tcW w:type="dxa" w:w="1881"/>
+          </w:tcPr>
+          <w:p>
+            <w:r>
+              <w:t>Дипольный момент, D</w:t>
+            </w:r>
+          </w:p>
+        </w:tc>
+        <w:tc>
+          <w:tcPr>
+            <w:tcW w:type="dxa" w:w="1881"/>
+          </w:tcPr>
+          <w:p>
+            <w:r>
+              <w:t>1.827</w:t>
+            </w:r>
+          </w:p>
+        </w:tc>
+        <w:tc>
+          <w:tcPr>
+            <w:tcW w:type="dxa" w:w="1881"/>
+          </w:tcPr>
+          <w:p>
+            <w:r>
+              <w:t>1.454</w:t>
+            </w:r>
+          </w:p>
+        </w:tc>
+        <w:tc>
+          <w:tcPr>
+            <w:tcW w:type="dxa" w:w="1881"/>
+          </w:tcPr>
+          <w:p>
+            <w:r>
+              <w:t>1.436</w:t>
+            </w:r>
+          </w:p>
+        </w:tc>
+        <w:tc>
+          <w:tcPr>
+            <w:tcW w:type="dxa" w:w="1881"/>
+          </w:tcPr>
+          <w:p>
+            <w:r>
+              <w:t>1.859</w:t>
+            </w:r>
+          </w:p>
+        </w:tc>
+      </w:tr>
+      <w:tr>
+        <w:trPr>
+          <w:cantSplit/>
+        </w:trPr>
+        <w:tc>
+          <w:tcPr>
+            <w:tcW w:type="dxa" w:w="1881"/>
+          </w:tcPr>
+          <w:p>
+            <w:r>
+              <w:t>Поляризуемость, Å³</w:t>
+            </w:r>
+          </w:p>
+        </w:tc>
+        <w:tc>
+          <w:tcPr>
+            <w:tcW w:type="dxa" w:w="1881"/>
+          </w:tcPr>
+          <w:p>
+            <w:r>
+              <w:t>0.800</w:t>
+            </w:r>
+          </w:p>
+        </w:tc>
+        <w:tc>
+          <w:tcPr>
+            <w:tcW w:type="dxa" w:w="1881"/>
+          </w:tcPr>
+          <w:p>
+            <w:r>
+              <w:t>0.815</w:t>
+            </w:r>
+          </w:p>
+        </w:tc>
+        <w:tc>
+          <w:tcPr>
+            <w:tcW w:type="dxa" w:w="1881"/>
+          </w:tcPr>
+          <w:p>
+            <w:r>
+              <w:t>1.087</w:t>
+            </w:r>
+          </w:p>
+        </w:tc>
+        <w:tc>
+          <w:tcPr>
+            <w:tcW w:type="dxa" w:w="1881"/>
+          </w:tcPr>
+          <w:p>
+            <w:r>
+              <w:t>0.876</w:t>
+            </w:r>
+          </w:p>
+        </w:tc>
+      </w:tr>
+    </w:tbl>
+    <w:p>
+      <w:pPr>
+        <w:spacing w:after="120"/>
+      </w:pPr>
+      <w:r>
+        <w:t>Энтропия HF воспроизведена с ошибкой 0.4 %. Дополнительно (ASE + MACE, O₂, триплет): r(O–O) = 1.2367 Å (эксп. 1.2070 Å), частота 1419.0 см⁻¹ (эксп. 1580 см⁻¹), ZPE 0.0893 эВ (эксп. 0.0980 эВ), S° = 0.002129 эВ/К против экспериментальной 0.002126 эВ/К (ошибка 0.1 %).</w:t>
+      </w:r>
+    </w:p>
+    <w:p>
+      <w:pPr>
+        <w:pStyle w:val="Heading2"/>
+      </w:pPr>
+      <w:r>
+        <w:t>Упражнение I.6 – Энергии связей C–C и C–H</w:t>
+      </w:r>
+    </w:p>
+    <w:p>
+      <w:pPr>
+        <w:spacing w:after="120"/>
+      </w:pPr>
+      <w:r>
+        <w:t>Цель: рассчитать энергию диссоциации связей C–C (C₂H₆ → 2 CH₃•) и C–H (CH₄ → CH₃• + H•) методами EMT и MACE.</w:t>
+      </w:r>
+    </w:p>
+    <w:p>
+      <w:pPr>
+        <w:pStyle w:val="Heading3"/>
+      </w:pPr>
+      <w:r>
+        <w:t>Результаты</w:t>
+      </w:r>
+    </w:p>
+    <w:tbl>
+      <w:tblPr>
+        <w:tblStyle w:val="TableGrid"/>
+        <w:tblW w:type="auto" w:w="0"/>
+        <w:tblLook w:firstColumn="1" w:firstRow="1" w:lastColumn="0" w:lastRow="0" w:noHBand="0" w:noVBand="1" w:val="04A0"/>
+      </w:tblPr>
+      <w:tblGrid>
+        <w:gridCol w:w="2351"/>
+        <w:gridCol w:w="2351"/>
+        <w:gridCol w:w="2351"/>
+        <w:gridCol w:w="2351"/>
+      </w:tblGrid>
+      <w:tr>
+        <w:trPr>
+          <w:cantSplit/>
+          <w:tblHeader/>
+          <w:tblHeader/>
+        </w:trPr>
+        <w:tc>
+          <w:tcPr>
+            <w:tcW w:type="dxa" w:w="2351"/>
+          </w:tcPr>
+          <w:p>
+            <w:pPr>
+              <w:keepNext/>
+            </w:pPr>
+            <w:r>
+              <w:rPr>
+                <w:b/>
+              </w:rPr>
+              <w:t>Параметр</w:t>
+            </w:r>
+          </w:p>
+        </w:tc>
+        <w:tc>
+          <w:tcPr>
+            <w:tcW w:type="dxa" w:w="2351"/>
+          </w:tcPr>
+          <w:p>
+            <w:pPr>
+              <w:keepNext/>
+            </w:pPr>
+            <w:r>
+              <w:rPr>
+                <w:b/>
+              </w:rPr>
+              <w:t>EMT</w:t>
+            </w:r>
+          </w:p>
+        </w:tc>
+        <w:tc>
+          <w:tcPr>
+            <w:tcW w:type="dxa" w:w="2351"/>
+          </w:tcPr>
+          <w:p>
+            <w:pPr>
+              <w:keepNext/>
+            </w:pPr>
+            <w:r>
+              <w:rPr>
+                <w:b/>
+              </w:rPr>
+              <w:t>MACE</w:t>
+            </w:r>
+          </w:p>
+        </w:tc>
+        <w:tc>
+          <w:tcPr>
+            <w:tcW w:type="dxa" w:w="2351"/>
+          </w:tcPr>
+          <w:p>
+            <w:pPr>
+              <w:keepNext/>
+            </w:pPr>
+            <w:r>
+              <w:rPr>
+                <w:b/>
+              </w:rPr>
+              <w:t>Эксперимент</w:t>
+            </w:r>
+          </w:p>
+        </w:tc>
+      </w:tr>
+      <w:tr>
+        <w:trPr>
+          <w:cantSplit/>
+        </w:trPr>
+        <w:tc>
+          <w:tcPr>
+            <w:tcW w:type="dxa" w:w="2351"/>
+          </w:tcPr>
+          <w:p>
+            <w:r>
+              <w:t>d(C–C), Å</w:t>
+            </w:r>
+          </w:p>
+        </w:tc>
+        <w:tc>
+          <w:tcPr>
+            <w:tcW w:type="dxa" w:w="2351"/>
+          </w:tcPr>
+          <w:p>
+            <w:r>
+              <w:t>1.0096</w:t>
+            </w:r>
+          </w:p>
+        </w:tc>
+        <w:tc>
+          <w:tcPr>
+            <w:tcW w:type="dxa" w:w="2351"/>
+          </w:tcPr>
+          <w:p>
+            <w:r>
+              <w:t>1.5218</w:t>
+            </w:r>
+          </w:p>
+        </w:tc>
+        <w:tc>
+          <w:tcPr>
+            <w:tcW w:type="dxa" w:w="2351"/>
+          </w:tcPr>
+          <w:p>
+            <w:r>
+              <w:t>1.5360</w:t>
+            </w:r>
+          </w:p>
+        </w:tc>
+      </w:tr>
+      <w:tr>
+        <w:trPr>
+          <w:cantSplit/>
+        </w:trPr>
+        <w:tc>
+          <w:tcPr>
+            <w:tcW w:type="dxa" w:w="2351"/>
+          </w:tcPr>
+          <w:p>
+            <w:r>
+              <w:t>E(C–C), эВ (кДж/моль)</w:t>
+            </w:r>
+          </w:p>
+        </w:tc>
+        <w:tc>
+          <w:tcPr>
+            <w:tcW w:type="dxa" w:w="2351"/>
+          </w:tcPr>
+          <w:p>
+            <w:r>
+              <w:t>2.159 (208.3)</w:t>
+            </w:r>
+          </w:p>
+        </w:tc>
+        <w:tc>
+          <w:tcPr>
+            <w:tcW w:type="dxa" w:w="2351"/>
+          </w:tcPr>
+          <w:p>
+            <w:r>
+              <w:t>3.734 (360.3)</w:t>
+            </w:r>
+          </w:p>
+        </w:tc>
+        <w:tc>
+          <w:tcPr>
+            <w:tcW w:type="dxa" w:w="2351"/>
+          </w:tcPr>
+          <w:p>
+            <w:r>
+              <w:t>3.81 (368.0)</w:t>
+            </w:r>
+          </w:p>
+        </w:tc>
+      </w:tr>
+      <w:tr>
+        <w:trPr>
+          <w:cantSplit/>
+        </w:trPr>
+        <w:tc>
+          <w:tcPr>
+            <w:tcW w:type="dxa" w:w="2351"/>
+          </w:tcPr>
+          <w:p>
+            <w:r>
+              <w:t>d(C–H), Å</w:t>
+            </w:r>
+          </w:p>
+        </w:tc>
+        <w:tc>
+          <w:tcPr>
+            <w:tcW w:type="dxa" w:w="2351"/>
+          </w:tcPr>
+          <w:p>
+            <w:r>
+              <w:t>1.1515</w:t>
+            </w:r>
+          </w:p>
+        </w:tc>
+        <w:tc>
+          <w:tcPr>
+            <w:tcW w:type="dxa" w:w="2351"/>
+          </w:tcPr>
+          <w:p>
+            <w:r>
+              <w:t>1.0931</w:t>
+            </w:r>
+          </w:p>
+        </w:tc>
+        <w:tc>
+          <w:tcPr>
+            <w:tcW w:type="dxa" w:w="2351"/>
+          </w:tcPr>
+          <w:p>
+            <w:r>
+              <w:t>1.0870</w:t>
+            </w:r>
+          </w:p>
+        </w:tc>
+      </w:tr>
+      <w:tr>
+        <w:trPr>
+          <w:cantSplit/>
+        </w:trPr>
+        <w:tc>
+          <w:tcPr>
+            <w:tcW w:type="dxa" w:w="2351"/>
+          </w:tcPr>
+          <w:p>
+            <w:r>
+              <w:t>E(C–H), эВ (кДж/моль)</w:t>
+            </w:r>
+          </w:p>
+        </w:tc>
+        <w:tc>
+          <w:tcPr>
+            <w:tcW w:type="dxa" w:w="2351"/>
+          </w:tcPr>
+          <w:p>
+            <w:r>
+              <w:t>3.254 (314.0)</w:t>
+            </w:r>
+          </w:p>
+        </w:tc>
+        <w:tc>
+          <w:tcPr>
+            <w:tcW w:type="dxa" w:w="2351"/>
+          </w:tcPr>
+          <w:p>
+            <w:r>
+              <w:t>4.316 (416.4)</w:t>
+            </w:r>
+          </w:p>
+        </w:tc>
+        <w:tc>
+          <w:tcPr>
+            <w:tcW w:type="dxa" w:w="2351"/>
+          </w:tcPr>
+          <w:p>
+            <w:r>
+              <w:t>4.55 (439.0)</w:t>
+            </w:r>
+          </w:p>
+        </w:tc>
+      </w:tr>
+    </w:tbl>
+    <w:p>
+      <w:pPr>
+        <w:spacing w:after="120"/>
+      </w:pPr>
+      <w:r>
+        <w:t>MACE даёт ошибку 0.9 % по длине и 2–5 % по энергии связей; EMT непригоден (ошибка длины C–C 34 %, энергии связей 28–43 %). По упражнению подготовлен отдельный отчёт Methane_CH_Bond_Report.docx.</w:t>
+      </w:r>
+    </w:p>
+    <w:p>
+      <w:pPr>
+        <w:pStyle w:val="Heading2"/>
+      </w:pPr>
+      <w:r>
+        <w:t>Упражнение I.7 – Оптимизация геометрии воды (QE)</w:t>
+      </w:r>
+    </w:p>
+    <w:p>
+      <w:pPr>
+        <w:spacing w:after="120"/>
+      </w:pPr>
+      <w:r>
+        <w:t>Цель: оптимизировать геометрию H₂O в Quantum ESPRESSO (PBE, ecutwfc = 46 Ry), управляя расчётом из ASE (BFGS).</w:t>
+      </w:r>
+    </w:p>
+    <w:p>
+      <w:pPr>
+        <w:pStyle w:val="Heading3"/>
+      </w:pPr>
+      <w:r>
+        <w:t>Результаты</w:t>
+      </w:r>
+    </w:p>
+    <w:p>
+      <w:pPr>
+        <w:spacing w:after="120"/>
+      </w:pPr>
+      <w:r>
+        <w:t>5 шагов BFGS: E = −598.7899 → −598.7912 эВ, максимальная сила 0.246 → 0.008 эВ/Å. Итог: O–H = 0.9734 Å (эксп. 0.9578 Å), угол H–O–H = 104.51° (эксп. ~104.45°). Завышение длины связи типично для PBE.</w:t>
+      </w:r>
+    </w:p>
+    <w:p>
+      <w:pPr>
+        <w:pStyle w:val="Heading2"/>
+      </w:pPr>
+      <w:r>
+        <w:t>Упражнение I.8 – Геометрия UO₂I₂(OH₂)₂ (MACE и NWChem)</w:t>
+      </w:r>
+    </w:p>
+    <w:p>
+      <w:pPr>
+        <w:spacing w:after="120"/>
+      </w:pPr>
+      <w:r>
+        <w:t>Цель: оптимизировать геометрию U-содержащего комплекса — дийододиоксоурана(VI) дигидрата UO₂I₂(OH₂)₂, 11 атомов (структура из Crawford et al., Inorg. Chem. 2003) — машинным потенциалом MACE и DFT-методом NWChem.</w:t>
+      </w:r>
+    </w:p>
+    <w:p>
+      <w:pPr>
+        <w:pStyle w:val="Heading3"/>
+      </w:pPr>
+      <w:r>
+        <w:t>Результаты</w:t>
+      </w:r>
+    </w:p>
+    <w:p>
+      <w:pPr>
+        <w:spacing w:after="120"/>
+      </w:pPr>
+      <w:r>
+        <w:t>MACE (mace-osaka26-small, атом U фиксирован): 15 шагов BFGS, 1 с счёта; E = −60.8849 → −61.5744 эВ (ΔE = −0.689 эВ), fmax 1.241 → 0.011 эВ/Å. U=O: 1.7730 → 1.7895 Å (совпадает со статьёй в пределах 0.1 Å); U–I: 2.8656 Å (отклонение от статьи −0.16 Å).</w:t>
+      </w:r>
+    </w:p>
+    <w:p>
+      <w:pPr>
+        <w:spacing w:after="120"/>
+      </w:pPr>
+      <w:r>
+        <w:t>NWChem (B3LYP, Stuttgart RLC ECP): оптимизация сошлась за 5 шагов, E = −376.1745 → −376.2305 a.u. Итоговые длины связей: U=O 1.7666 Å, U–I 3.0653 Å, U–O(вода) 2.4317 Å. Отмечено, что корректное описание U–I требует учёта спин-орбитального взаимодействия.</w:t>
+      </w:r>
+    </w:p>
+    <w:p>
+      <w:pPr>
+        <w:pStyle w:val="Heading2"/>
+      </w:pPr>
+      <w:r>
+        <w:t>Дополнительные задания</w:t>
       </w:r>
     </w:p>
     <w:p>
@@ -37,7 +1994,7 @@
         <w:spacing w:after="120"/>
       </w:pPr>
       <w:r>
-        <w:t>I.1 — Проверка установленного ПО ✓ Все пакеты работоспособны</w:t>
+        <w:t>Ионизационный потенциал Hg: PM7 — 10.518 эВ (эксп. 10.437 эВ, ошибка 0.08 %); CCSD(T)/def2-QZVP (NWChem) — 10.325 эВ; PySCF CCSD(T)/def2-TZVP — 10.125 эВ; xTB GFN2 непригоден (17.66 эВ).</w:t>
       </w:r>
     </w:p>
     <w:p>
@@ -46,7 +2003,7 @@
         <w:spacing w:after="120"/>
       </w:pPr>
       <w:r>
-        <w:t>I.2 — Тесты производительности NWChem, QE, MOPAC ✓ Выполнены</w:t>
+        <w:t>VSEPR: BeCl₂, BF₃, PCl₅, SF₆, XeO₄, Fe(CO)₅ методами MOPAC PM7 и NWChem B3LYP; например, d(B–F) в BF₃: PM7 1.305 Å против экспериментальных 1.307 Å.</w:t>
       </w:r>
     </w:p>
     <w:p>
@@ -55,61 +2012,7 @@
         <w:spacing w:after="120"/>
       </w:pPr>
       <w:r>
-        <w:t>I.3 — ASE + MACE: энергии атомизации N₂, O₂ ✓ Выполнено</w:t>
-      </w:r>
-    </w:p>
-    <w:p>
-      <w:pPr>
-        <w:pStyle w:val="ListBullet"/>
-        <w:spacing w:after="120"/>
-      </w:pPr>
-      <w:r>
-        <w:t>I.4 — Проверка установки MACE ✓ Все скрипты пройдены</w:t>
-      </w:r>
-    </w:p>
-    <w:p>
-      <w:pPr>
-        <w:pStyle w:val="ListBullet"/>
-        <w:spacing w:after="120"/>
-      </w:pPr>
-      <w:r>
-        <w:t>I.5 — Термодинамические свойства двухатомных молекул ✓ S° рассчитана</w:t>
-      </w:r>
-    </w:p>
-    <w:p>
-      <w:pPr>
-        <w:pStyle w:val="ListBullet"/>
-        <w:spacing w:after="120"/>
-      </w:pPr>
-      <w:r>
-        <w:t>I.6 — Энергия связи C–C в этане, C–H в метане ✓ Отчёт создан</w:t>
-      </w:r>
-    </w:p>
-    <w:p>
-      <w:pPr>
-        <w:pStyle w:val="ListBullet"/>
-        <w:spacing w:after="120"/>
-      </w:pPr>
-      <w:r>
-        <w:t>I.7 — Оптимизация геометрии воды в QE ✓ H₂O оптимизирована</w:t>
-      </w:r>
-    </w:p>
-    <w:p>
-      <w:pPr>
-        <w:pStyle w:val="ListBullet"/>
-        <w:spacing w:after="120"/>
-      </w:pPr>
-      <w:r>
-        <w:t>I.8 — UO₂I₂(OH₂)₂: MACE и NWChem ✓ Геометрия оптимизирована</w:t>
-      </w:r>
-    </w:p>
-    <w:p>
-      <w:pPr>
-        <w:pStyle w:val="ListBullet"/>
-        <w:spacing w:after="120"/>
-      </w:pPr>
-      <w:r>
-        <w:t>Дополнительные: IP атома Hg, VSEPR молекулы, свойства HF, GROMACS ✓ Выполнено</w:t>
+        <w:t>GROMACS 2026.3: крамбин 1CRN (46 остатков, 642 атома), CHARMM27/TIP3P: минимизация энергии до −2582 кДж/моль; NVT-эквилибровка: RMSD 0.139 нм, радиус гирации 0.953 нм, T = 298.1 ± 11.2 K.</w:t>
       </w:r>
     </w:p>
     <w:p>
@@ -117,79 +2020,1154 @@
         <w:pStyle w:val="Heading1"/>
       </w:pPr>
       <w:r>
-        <w:t>Часть II. Материальное моделирование</w:t>
+        <w:t>Часть II: Моделирование материалов</w:t>
       </w:r>
     </w:p>
     <w:p>
       <w:pPr>
-        <w:pStyle w:val="ListBullet"/>
-        <w:spacing w:after="120"/>
+        <w:pStyle w:val="Heading2"/>
       </w:pPr>
       <w:r>
-        <w:t>II.1 — Полная энергия ячейки Si ✓ E = −227.71 eV (ASE)</w:t>
+        <w:t>Упражнение II.1 – Расчёт полной энергии кремния (Si)</w:t>
+      </w:r>
+    </w:p>
+    <w:p>
+      <w:r>
+        <w:t>Цель: Рассчитать полную энергию элементарной ячейки кремния (алмазная кубическая структура, Fd-3m, 2 атома) двумя методами: прямой расчёт pw.x и ASE-управляемый QE.</w:t>
       </w:r>
     </w:p>
     <w:p>
       <w:pPr>
-        <w:pStyle w:val="ListBullet"/>
-        <w:spacing w:after="120"/>
+        <w:pStyle w:val="Heading3"/>
       </w:pPr>
       <w:r>
-        <w:t>II.2 — Тест сходимости: cutoff 65 Ry, k-point 14³ ✓ Выполнен</w:t>
+        <w:t>Результаты</w:t>
+      </w:r>
+    </w:p>
+    <w:p>
+      <w:r>
+        <w:t>Прямой QE: E = −16.73650 Ry (−227.712 эВ)</w:t>
+        <w:br/>
+        <w:t>ASE-QE: E = −16.73679 Ry (−227.716 эВ)</w:t>
+        <w:br/>
+        <w:t>Результаты совпадают в пределах 0.004 эВ (0.002 %), подтверждая корректность ASE-калькулятора.</w:t>
       </w:r>
     </w:p>
     <w:p>
       <w:pPr>
-        <w:pStyle w:val="ListBullet"/>
-        <w:spacing w:after="120"/>
+        <w:pStyle w:val="Heading3"/>
       </w:pPr>
       <w:r>
-        <w:t>II.3 — Релаксация ячейки Si ✓ a ≈ 5.469 Å, E = −230.28 eV</w:t>
+        <w:t>Челлендж</w:t>
+      </w:r>
+    </w:p>
+    <w:p>
+      <w:r>
+        <w:t>Создан скрипт ecutwfc_test.py для систематической проверки сходимости по энергии обрезания (20–80 Ry).</w:t>
       </w:r>
     </w:p>
     <w:p>
       <w:pPr>
-        <w:pStyle w:val="ListBullet"/>
-        <w:spacing w:after="120"/>
+        <w:pStyle w:val="Heading2"/>
       </w:pPr>
       <w:r>
-        <w:t>II.4 — Электронные свойства Si ✓ DOS, PDOS построены</w:t>
+        <w:t>Упражнение II.2 – Тесты на сходимость</w:t>
+      </w:r>
+    </w:p>
+    <w:p>
+      <w:r>
+        <w:t>Цель: Определить оптимальные параметры расчёта — энергию обрезания плоских волн (ecutwfc) и плотность k-сетки Монкхорста-Пака. Порог сходимости: ΔE &lt; 0.01 мэВ/атом.</w:t>
       </w:r>
     </w:p>
     <w:p>
       <w:pPr>
-        <w:pStyle w:val="ListBullet"/>
-        <w:spacing w:after="120"/>
+        <w:pStyle w:val="Heading3"/>
       </w:pPr>
       <w:r>
-        <w:t>II.5 — Электронные свойства Al ✓ Полный цикл: сходимость → релаксация → DOS</w:t>
+        <w:t>Результаты</w:t>
+      </w:r>
+    </w:p>
+    <w:tbl>
+      <w:tblPr>
+        <w:tblStyle w:val="TableGrid"/>
+        <w:tblW w:type="auto" w:w="0"/>
+        <w:jc w:val="center"/>
+        <w:tblLook w:firstColumn="1" w:firstRow="1" w:lastColumn="0" w:lastRow="0" w:noHBand="0" w:noVBand="1" w:val="04A0"/>
+      </w:tblPr>
+      <w:tblGrid>
+        <w:gridCol w:w="3135"/>
+        <w:gridCol w:w="3135"/>
+        <w:gridCol w:w="3135"/>
+      </w:tblGrid>
+      <w:tr>
+        <w:trPr>
+          <w:tblHeader/>
+        </w:trPr>
+        <w:tc>
+          <w:tcPr>
+            <w:tcW w:type="dxa" w:w="3135"/>
+          </w:tcPr>
+          <w:p>
+            <w:pPr>
+              <w:keepNext/>
+            </w:pPr>
+            <w:r>
+              <w:rPr>
+                <w:b/>
+              </w:rPr>
+              <w:t>Параметр</w:t>
+            </w:r>
+          </w:p>
+        </w:tc>
+        <w:tc>
+          <w:tcPr>
+            <w:tcW w:type="dxa" w:w="3135"/>
+          </w:tcPr>
+          <w:p>
+            <w:pPr>
+              <w:keepNext/>
+            </w:pPr>
+            <w:r>
+              <w:rPr>
+                <w:b/>
+              </w:rPr>
+              <w:t>Значение</w:t>
+            </w:r>
+          </w:p>
+        </w:tc>
+        <w:tc>
+          <w:tcPr>
+            <w:tcW w:type="dxa" w:w="3135"/>
+          </w:tcPr>
+          <w:p>
+            <w:pPr>
+              <w:keepNext/>
+            </w:pPr>
+            <w:r>
+              <w:rPr>
+                <w:b/>
+              </w:rPr>
+              <w:t>ΔE (мэВ/атом)</w:t>
+            </w:r>
+          </w:p>
+        </w:tc>
+      </w:tr>
+      <w:tr>
+        <w:tc>
+          <w:tcPr>
+            <w:tcW w:type="dxa" w:w="3135"/>
+          </w:tcPr>
+          <w:p>
+            <w:r>
+              <w:t>ecutwfc</w:t>
+            </w:r>
+          </w:p>
+        </w:tc>
+        <w:tc>
+          <w:tcPr>
+            <w:tcW w:type="dxa" w:w="3135"/>
+          </w:tcPr>
+          <w:p>
+            <w:r>
+              <w:t>65 Ry</w:t>
+            </w:r>
+          </w:p>
+        </w:tc>
+        <w:tc>
+          <w:tcPr>
+            <w:tcW w:type="dxa" w:w="3135"/>
+          </w:tcPr>
+          <w:p>
+            <w:r>
+              <w:t>−0.005</w:t>
+            </w:r>
+          </w:p>
+        </w:tc>
+      </w:tr>
+      <w:tr>
+        <w:tc>
+          <w:tcPr>
+            <w:tcW w:type="dxa" w:w="3135"/>
+          </w:tcPr>
+          <w:p>
+            <w:r>
+              <w:t>K-сетка</w:t>
+            </w:r>
+          </w:p>
+        </w:tc>
+        <w:tc>
+          <w:tcPr>
+            <w:tcW w:type="dxa" w:w="3135"/>
+          </w:tcPr>
+          <w:p>
+            <w:r>
+              <w:t>(15, 15, 15)</w:t>
+            </w:r>
+          </w:p>
+        </w:tc>
+        <w:tc>
+          <w:tcPr>
+            <w:tcW w:type="dxa" w:w="3135"/>
+          </w:tcPr>
+          <w:p>
+            <w:r>
+              <w:t>&lt; 0.01</w:t>
+            </w:r>
+          </w:p>
+        </w:tc>
+      </w:tr>
+    </w:tbl>
+    <w:p/>
+    <w:p>
+      <w:pPr>
+        <w:pStyle w:val="Heading2"/>
+      </w:pPr>
+      <w:r>
+        <w:t>Упражнение II.3 – Релаксация элементарной ячейки</w:t>
+      </w:r>
+    </w:p>
+    <w:p>
+      <w:r>
+        <w:t>Цель: Оптимизировать геометрию ячейки кремния для нахождения равновесной кристаллической структуры на уровне DFT.</w:t>
       </w:r>
     </w:p>
     <w:p>
       <w:pPr>
-        <w:pStyle w:val="ListBullet"/>
-        <w:spacing w:after="120"/>
+        <w:pStyle w:val="Heading3"/>
       </w:pPr>
       <w:r>
-        <w:t>II.6 — Графен: сходимость, релаксация, PDOS ✓ pz-орбитали доминируют</w:t>
+        <w:t>Результаты</w:t>
+      </w:r>
+    </w:p>
+    <w:p>
+      <w:r>
+        <w:t>Прямой QE (vc-relax): E = −230.280 эВ, a = 5.4689 Å</w:t>
+        <w:br/>
+        <w:t>ASE BFGS: E = −230.280 эВ, a = 5.4679 Å</w:t>
+        <w:br/>
+        <w:t>Оба метода сходятся к одной структуре. Параметр решётки чуть больше экспериментального (5.4298 Å при 300 К), что типично для PBE-функционала.</w:t>
       </w:r>
     </w:p>
     <w:p>
       <w:pPr>
-        <w:pStyle w:val="ListBullet"/>
-        <w:spacing w:after="120"/>
+        <w:pStyle w:val="Heading2"/>
       </w:pPr>
       <w:r>
-        <w:t>II.7 — Работа выхода графена ✓ E_Fermi = −1.7174 eV</w:t>
+        <w:t>Упражнение II.4 – Электронные свойства кремния (Si)</w:t>
+      </w:r>
+    </w:p>
+    <w:p>
+      <w:r>
+        <w:t>Цель: Рассчитать плотность состояний (DOS), проекционную DOS (PDOS), заряды Лёвдина и 3D-распределение зарядовой плотности для расслабленного кремния.</w:t>
       </w:r>
     </w:p>
     <w:p>
       <w:pPr>
-        <w:pStyle w:val="ListBullet"/>
-        <w:spacing w:after="120"/>
+        <w:pStyle w:val="Heading3"/>
       </w:pPr>
       <w:r>
-        <w:t>II.8 — Адсорбция на поверхности ✓ Водород и ртуть рассчитаны</w:t>
+        <w:t>Результаты</w:t>
+      </w:r>
+    </w:p>
+    <w:p>
+      <w:r>
+        <w:t>Анализ населённостей Лёвдина:</w:t>
+      </w:r>
+    </w:p>
+    <w:tbl>
+      <w:tblPr>
+        <w:tblStyle w:val="TableGrid"/>
+        <w:tblW w:type="auto" w:w="0"/>
+        <w:jc w:val="center"/>
+        <w:tblLook w:firstColumn="1" w:firstRow="1" w:lastColumn="0" w:lastRow="0" w:noHBand="0" w:noVBand="1" w:val="04A0"/>
+      </w:tblPr>
+      <w:tblGrid>
+        <w:gridCol w:w="2351"/>
+        <w:gridCol w:w="2351"/>
+        <w:gridCol w:w="2351"/>
+        <w:gridCol w:w="2351"/>
+      </w:tblGrid>
+      <w:tr>
+        <w:trPr>
+          <w:tblHeader/>
+        </w:trPr>
+        <w:tc>
+          <w:tcPr>
+            <w:tcW w:type="dxa" w:w="2351"/>
+          </w:tcPr>
+          <w:p>
+            <w:pPr>
+              <w:keepNext/>
+            </w:pPr>
+            <w:r>
+              <w:rPr>
+                <w:b/>
+              </w:rPr>
+              <w:t>Атом</w:t>
+            </w:r>
+          </w:p>
+        </w:tc>
+        <w:tc>
+          <w:tcPr>
+            <w:tcW w:type="dxa" w:w="2351"/>
+          </w:tcPr>
+          <w:p>
+            <w:pPr>
+              <w:keepNext/>
+            </w:pPr>
+            <w:r>
+              <w:rPr>
+                <w:b/>
+              </w:rPr>
+              <w:t>Заряд</w:t>
+            </w:r>
+          </w:p>
+        </w:tc>
+        <w:tc>
+          <w:tcPr>
+            <w:tcW w:type="dxa" w:w="2351"/>
+          </w:tcPr>
+          <w:p>
+            <w:pPr>
+              <w:keepNext/>
+            </w:pPr>
+            <w:r>
+              <w:rPr>
+                <w:b/>
+              </w:rPr>
+              <w:t>s</w:t>
+            </w:r>
+          </w:p>
+        </w:tc>
+        <w:tc>
+          <w:tcPr>
+            <w:tcW w:type="dxa" w:w="2351"/>
+          </w:tcPr>
+          <w:p>
+            <w:pPr>
+              <w:keepNext/>
+            </w:pPr>
+            <w:r>
+              <w:rPr>
+                <w:b/>
+              </w:rPr>
+              <w:t>p</w:t>
+            </w:r>
+          </w:p>
+        </w:tc>
+      </w:tr>
+      <w:tr>
+        <w:tc>
+          <w:tcPr>
+            <w:tcW w:type="dxa" w:w="2351"/>
+          </w:tcPr>
+          <w:p>
+            <w:r>
+              <w:t>Si</w:t>
+            </w:r>
+          </w:p>
+        </w:tc>
+        <w:tc>
+          <w:tcPr>
+            <w:tcW w:type="dxa" w:w="2351"/>
+          </w:tcPr>
+          <w:p>
+            <w:r>
+              <w:t>3.964</w:t>
+            </w:r>
+          </w:p>
+        </w:tc>
+        <w:tc>
+          <w:tcPr>
+            <w:tcW w:type="dxa" w:w="2351"/>
+          </w:tcPr>
+          <w:p>
+            <w:r>
+              <w:t>1.160</w:t>
+            </w:r>
+          </w:p>
+        </w:tc>
+        <w:tc>
+          <w:tcPr>
+            <w:tcW w:type="dxa" w:w="2351"/>
+          </w:tcPr>
+          <w:p>
+            <w:r>
+              <w:t>2.804</w:t>
+            </w:r>
+          </w:p>
+        </w:tc>
+      </w:tr>
+    </w:tbl>
+    <w:p/>
+    <w:p>
+      <w:r>
+        <w:t>Соотношение s:p ≈ 1:2.4 подтверждает sp³-гибридизацию алмазной структуры. Параметр спиллинга 0.0089 — превосходно (≪ 0.05). Интегральная DOS даёт 8.0 состояний (ожидаемо: 8 валентных электронов). Запрещённая зона ~0.6 эВ (экспериментально 1.12 эВ — классическое занижение DFT).</w:t>
+      </w:r>
+    </w:p>
+    <w:p>
+      <w:pPr>
+        <w:pStyle w:val="Heading3"/>
+      </w:pPr>
+      <w:r>
+        <w:t>Графики</w:t>
+      </w:r>
+    </w:p>
+    <w:p>
+      <w:pPr>
+        <w:jc w:val="center"/>
+      </w:pPr>
+      <w:r>
+        <w:drawing>
+          <wp:inline xmlns:a="http://schemas.openxmlformats.org/drawingml/2006/main" xmlns:pic="http://schemas.openxmlformats.org/drawingml/2006/picture">
+            <wp:extent cx="5029200" cy="3017520"/>
+            <wp:docPr id="1" name="Picture 1"/>
+            <wp:cNvGraphicFramePr>
+              <a:graphicFrameLocks noChangeAspect="1"/>
+            </wp:cNvGraphicFramePr>
+            <a:graphic>
+              <a:graphicData uri="http://schemas.openxmlformats.org/drawingml/2006/picture">
+                <pic:pic>
+                  <pic:nvPicPr>
+                    <pic:cNvPr id="0" name="Silicon_DOS.png"/>
+                    <pic:cNvPicPr/>
+                  </pic:nvPicPr>
+                  <pic:blipFill>
+                    <a:blip r:embed="rId9"/>
+                    <a:stretch>
+                      <a:fillRect/>
+                    </a:stretch>
+                  </pic:blipFill>
+                  <pic:spPr>
+                    <a:xfrm>
+                      <a:off x="0" y="0"/>
+                      <a:ext cx="5029200" cy="3017520"/>
+                    </a:xfrm>
+                    <a:prstGeom prst="rect"/>
+                  </pic:spPr>
+                </pic:pic>
+              </a:graphicData>
+            </a:graphic>
+          </wp:inline>
+        </w:drawing>
+      </w:r>
+    </w:p>
+    <w:p>
+      <w:pPr>
+        <w:jc w:val="center"/>
+      </w:pPr>
+      <w:r>
+        <w:rPr>
+          <w:i/>
+          <w:sz w:val="20"/>
+        </w:rPr>
+        <w:t>Рис. 3. Плотность состояний кремния (Total DOS). Уровень Ферми совмещён с нулём энергии. Чётко видна запрещённая зона.</w:t>
+      </w:r>
+    </w:p>
+    <w:p>
+      <w:pPr>
+        <w:jc w:val="center"/>
+      </w:pPr>
+      <w:r>
+        <w:drawing>
+          <wp:inline xmlns:a="http://schemas.openxmlformats.org/drawingml/2006/main" xmlns:pic="http://schemas.openxmlformats.org/drawingml/2006/picture">
+            <wp:extent cx="5029200" cy="3017520"/>
+            <wp:docPr id="2" name="Picture 2"/>
+            <wp:cNvGraphicFramePr>
+              <a:graphicFrameLocks noChangeAspect="1"/>
+            </wp:cNvGraphicFramePr>
+            <a:graphic>
+              <a:graphicData uri="http://schemas.openxmlformats.org/drawingml/2006/picture">
+                <pic:pic>
+                  <pic:nvPicPr>
+                    <pic:cNvPr id="0" name="Silicon_PDOS.png"/>
+                    <pic:cNvPicPr/>
+                  </pic:nvPicPr>
+                  <pic:blipFill>
+                    <a:blip r:embed="rId10"/>
+                    <a:stretch>
+                      <a:fillRect/>
+                    </a:stretch>
+                  </pic:blipFill>
+                  <pic:spPr>
+                    <a:xfrm>
+                      <a:off x="0" y="0"/>
+                      <a:ext cx="5029200" cy="3017520"/>
+                    </a:xfrm>
+                    <a:prstGeom prst="rect"/>
+                  </pic:spPr>
+                </pic:pic>
+              </a:graphicData>
+            </a:graphic>
+          </wp:inline>
+        </w:drawing>
+      </w:r>
+    </w:p>
+    <w:p>
+      <w:pPr>
+        <w:jc w:val="center"/>
+      </w:pPr>
+      <w:r>
+        <w:rPr>
+          <w:i/>
+          <w:sz w:val="20"/>
+        </w:rPr>
+        <w:t>Рис. 4. Проекционная плотность состояний кремния (PDOS). Красная — s-орбитали, синяя — p-орбитали. Смешение вблизи валентной зоны демонстрирует sp³-гибридизацию.</w:t>
+      </w:r>
+    </w:p>
+    <w:p>
+      <w:pPr>
+        <w:pStyle w:val="Heading2"/>
+      </w:pPr>
+      <w:r>
+        <w:t>Упражнение II.5 – Электронные свойства алюминия (Al)</w:t>
+      </w:r>
+    </w:p>
+    <w:p>
+      <w:r>
+        <w:t>Цель: Рассчитать электронную DOS для ГЦК-алюминия (металл) и сравнить с полупроводником (Si).</w:t>
+      </w:r>
+    </w:p>
+    <w:p>
+      <w:pPr>
+        <w:pStyle w:val="Heading3"/>
+      </w:pPr>
+      <w:r>
+        <w:t>Результаты</w:t>
+      </w:r>
+    </w:p>
+    <w:p>
+      <w:r>
+        <w:t>E_SCF = −63.067 эВ, E_Fermi = 7.969 эВ, интегральная DOS = 2.997 состояний (3 валентных электрона Al).</w:t>
+        <w:br/>
+        <w:br/>
+        <w:t>График DOS алюминия показывает фундаментально отличную электронную структуру: плотность состояний непрерывна через уровень Ферми, запрещённая зона отсутствует. Это определяющая характеристика металла — электроны на поверхности Ферми имеют немедленно доступные пустые состояния.</w:t>
+      </w:r>
+    </w:p>
+    <w:p>
+      <w:pPr>
+        <w:pStyle w:val="Heading3"/>
+      </w:pPr>
+      <w:r>
+        <w:t>Графики</w:t>
+      </w:r>
+    </w:p>
+    <w:p>
+      <w:pPr>
+        <w:jc w:val="center"/>
+      </w:pPr>
+      <w:r>
+        <w:drawing>
+          <wp:inline xmlns:a="http://schemas.openxmlformats.org/drawingml/2006/main" xmlns:pic="http://schemas.openxmlformats.org/drawingml/2006/picture">
+            <wp:extent cx="5029200" cy="3017520"/>
+            <wp:docPr id="3" name="Picture 3"/>
+            <wp:cNvGraphicFramePr>
+              <a:graphicFrameLocks noChangeAspect="1"/>
+            </wp:cNvGraphicFramePr>
+            <a:graphic>
+              <a:graphicData uri="http://schemas.openxmlformats.org/drawingml/2006/picture">
+                <pic:pic>
+                  <pic:nvPicPr>
+                    <pic:cNvPr id="0" name="Al_DOS.png"/>
+                    <pic:cNvPicPr/>
+                  </pic:nvPicPr>
+                  <pic:blipFill>
+                    <a:blip r:embed="rId11"/>
+                    <a:stretch>
+                      <a:fillRect/>
+                    </a:stretch>
+                  </pic:blipFill>
+                  <pic:spPr>
+                    <a:xfrm>
+                      <a:off x="0" y="0"/>
+                      <a:ext cx="5029200" cy="3017520"/>
+                    </a:xfrm>
+                    <a:prstGeom prst="rect"/>
+                  </pic:spPr>
+                </pic:pic>
+              </a:graphicData>
+            </a:graphic>
+          </wp:inline>
+        </w:drawing>
+      </w:r>
+    </w:p>
+    <w:p>
+      <w:pPr>
+        <w:jc w:val="center"/>
+      </w:pPr>
+      <w:r>
+        <w:rPr>
+          <w:i/>
+          <w:sz w:val="20"/>
+        </w:rPr>
+        <w:t>Рис. 5. Плотность состояний алюминия. Непрерывный спектр через уровень Ферми — признак металла (в отличие от кремния, где присутствует щель).</w:t>
+      </w:r>
+    </w:p>
+    <w:p>
+      <w:pPr>
+        <w:pStyle w:val="Heading3"/>
+      </w:pPr>
+      <w:r>
+        <w:t>Челлендж II.5</w:t>
+      </w:r>
+    </w:p>
+    <w:p>
+      <w:r>
+        <w:t>Реализован полный конвейер в подпапке Challenge_Al/:</w:t>
+        <w:br/>
+        <w:t>1. Тест сходимости (ecutwfc 20–70 Ry, k-сетки 4×4×4 — 14×14×14) с экспериментальным a = 4.049 Å.</w:t>
+        <w:br/>
+        <w:t>2. BFGS-релаксация → a = 4.038 Å (компоненты примитивных векторов a/2 = 2.019 Å) (сжатие относительно комнатной температуры, соответствует расчёту при 0 К).</w:t>
+        <w:br/>
+        <w:t>3. SCF + NSCF (24×24×24) + DOS на расслабленной структуре.</w:t>
+        <w:br/>
+        <w:br/>
+        <w:t>Важное наблюдение: в отличие от Si, энергия Al осциллирует при увеличении k-сетки из-за чувствительности поверхности Ферми металлов.</w:t>
+      </w:r>
+    </w:p>
+    <w:p>
+      <w:pPr>
+        <w:pStyle w:val="Heading2"/>
+      </w:pPr>
+      <w:r>
+        <w:t>Упражнение II.6 – Поверхности и 2D-материалы: Графен</w:t>
+      </w:r>
+    </w:p>
+    <w:p>
+      <w:r>
+        <w:t>Цель: Сконструировать однослойный графен, провести 2D-тесты сходимости, ограниченную релаксацию ячейки и рассчитать электронные свойства. Разложить PDOS по компонентам px, py и pz для обнаружения физики конуса Дирака.</w:t>
+      </w:r>
+    </w:p>
+    <w:p>
+      <w:pPr>
+        <w:pStyle w:val="Heading3"/>
+      </w:pPr>
+      <w:r>
+        <w:t>Шаг 6.1: Тест сходимости</w:t>
+      </w:r>
+    </w:p>
+    <w:p>
+      <w:r>
+        <w:t>Графен потребовал ecutwfc = 100 Ry (углерод — маленький атом 2-го периода с резкими волновыми функциями) и k-сетку (42, 42, 1) для разрешения точки Дирака.</w:t>
+      </w:r>
+    </w:p>
+    <w:p>
+      <w:pPr>
+        <w:pStyle w:val="Heading3"/>
+      </w:pPr>
+      <w:r>
+        <w:t>Шаг 6.2: Ограниченная релаксация</w:t>
+      </w:r>
+    </w:p>
+    <w:p>
+      <w:r>
+        <w:t>Маска UnitCellFilter [True, True, False, False, False, False] — релаксация только в плоскости xy. Расслабленная длина связи C–C = 1.424 Å (экспериментально: 1.420 Å, совпадение 99.7%). Параметр решётки a = 2.466 Å (экспериментально: 2.460 Å).</w:t>
+      </w:r>
+    </w:p>
+    <w:p>
+      <w:pPr>
+        <w:pStyle w:val="Heading3"/>
+      </w:pPr>
+      <w:r>
+        <w:t>Шаг 6.3: Электронные свойства и конус Дирака</w:t>
+      </w:r>
+    </w:p>
+    <w:p>
+      <w:r>
+        <w:t>График PDOS (Graphene_PDOS.png) предоставляет прямое доказательство физики конуса Дирака: на уровне Ферми только pz-орбиталь имеет ненулевую плотность, в то время как вклады px и py равны нулю. Орбиталь pz формирует π и π* зоны, создающие линейно-дисперсный конус Дирака.</w:t>
+      </w:r>
+    </w:p>
+    <w:p>
+      <w:pPr>
+        <w:pStyle w:val="Heading3"/>
+      </w:pPr>
+      <w:r>
+        <w:t>Графики</w:t>
+      </w:r>
+    </w:p>
+    <w:p>
+      <w:pPr>
+        <w:jc w:val="center"/>
+      </w:pPr>
+      <w:r>
+        <w:drawing>
+          <wp:inline xmlns:a="http://schemas.openxmlformats.org/drawingml/2006/main" xmlns:pic="http://schemas.openxmlformats.org/drawingml/2006/picture">
+            <wp:extent cx="5029200" cy="3017520"/>
+            <wp:docPr id="4" name="Picture 4"/>
+            <wp:cNvGraphicFramePr>
+              <a:graphicFrameLocks noChangeAspect="1"/>
+            </wp:cNvGraphicFramePr>
+            <a:graphic>
+              <a:graphicData uri="http://schemas.openxmlformats.org/drawingml/2006/picture">
+                <pic:pic>
+                  <pic:nvPicPr>
+                    <pic:cNvPr id="0" name="Graphene_PDOS.png"/>
+                    <pic:cNvPicPr/>
+                  </pic:nvPicPr>
+                  <pic:blipFill>
+                    <a:blip r:embed="rId12"/>
+                    <a:stretch>
+                      <a:fillRect/>
+                    </a:stretch>
+                  </pic:blipFill>
+                  <pic:spPr>
+                    <a:xfrm>
+                      <a:off x="0" y="0"/>
+                      <a:ext cx="5029200" cy="3017520"/>
+                    </a:xfrm>
+                    <a:prstGeom prst="rect"/>
+                  </pic:spPr>
+                </pic:pic>
+              </a:graphicData>
+            </a:graphic>
+          </wp:inline>
+        </w:drawing>
+      </w:r>
+    </w:p>
+    <w:p>
+      <w:pPr>
+        <w:jc w:val="center"/>
+      </w:pPr>
+      <w:r>
+        <w:rPr>
+          <w:i/>
+          <w:sz w:val="20"/>
+        </w:rPr>
+        <w:t>Рис. 6. Проекционная DOS графена: pz (синяя), px (красная), py (зелёная). Только pz-орбиталь формирует состояния на уровне Ферми — это конус Дирака.</w:t>
+      </w:r>
+    </w:p>
+    <w:p>
+      <w:pPr>
+        <w:jc w:val="center"/>
+      </w:pPr>
+      <w:r>
+        <w:drawing>
+          <wp:inline xmlns:a="http://schemas.openxmlformats.org/drawingml/2006/main" xmlns:pic="http://schemas.openxmlformats.org/drawingml/2006/picture">
+            <wp:extent cx="5029200" cy="3017520"/>
+            <wp:docPr id="5" name="Picture 5"/>
+            <wp:cNvGraphicFramePr>
+              <a:graphicFrameLocks noChangeAspect="1"/>
+            </wp:cNvGraphicFramePr>
+            <a:graphic>
+              <a:graphicData uri="http://schemas.openxmlformats.org/drawingml/2006/picture">
+                <pic:pic>
+                  <pic:nvPicPr>
+                    <pic:cNvPr id="0" name="Graphene_Total_p_PDOS.png"/>
+                    <pic:cNvPicPr/>
+                  </pic:nvPicPr>
+                  <pic:blipFill>
+                    <a:blip r:embed="rId13"/>
+                    <a:stretch>
+                      <a:fillRect/>
+                    </a:stretch>
+                  </pic:blipFill>
+                  <pic:spPr>
+                    <a:xfrm>
+                      <a:off x="0" y="0"/>
+                      <a:ext cx="5029200" cy="3017520"/>
+                    </a:xfrm>
+                    <a:prstGeom prst="rect"/>
+                  </pic:spPr>
+                </pic:pic>
+              </a:graphicData>
+            </a:graphic>
+          </wp:inline>
+        </w:drawing>
+      </w:r>
+    </w:p>
+    <w:p>
+      <w:pPr>
+        <w:jc w:val="center"/>
+      </w:pPr>
+      <w:r>
+        <w:rPr>
+          <w:i/>
+          <w:sz w:val="20"/>
+        </w:rPr>
+        <w:t>Рис. 7. Суммарная p-орбиталь графена. На уровне Ферми спектр сходится в точку — полуметаллическое поведение.</w:t>
+      </w:r>
+    </w:p>
+    <w:p>
+      <w:pPr>
+        <w:pStyle w:val="Heading2"/>
+      </w:pPr>
+      <w:r>
+        <w:t>Упражнение II.7 – Работа выхода графена</w:t>
+      </w:r>
+    </w:p>
+    <w:p>
+      <w:r>
+        <w:t>Цель: Рассчитать работу выхода графена — минимальную энергию для извлечения электрона с поверхности в вакуум.</w:t>
+      </w:r>
+    </w:p>
+    <w:p>
+      <w:pPr>
+        <w:pStyle w:val="Heading3"/>
+      </w:pPr>
+      <w:r>
+        <w:t>Результаты</w:t>
+      </w:r>
+    </w:p>
+    <w:tbl>
+      <w:tblPr>
+        <w:tblStyle w:val="TableGrid"/>
+        <w:tblW w:type="auto" w:w="0"/>
+        <w:jc w:val="center"/>
+        <w:tblLook w:firstColumn="1" w:firstRow="1" w:lastColumn="0" w:lastRow="0" w:noHBand="0" w:noVBand="1" w:val="04A0"/>
+      </w:tblPr>
+      <w:tblGrid>
+        <w:gridCol w:w="4703"/>
+        <w:gridCol w:w="4703"/>
+      </w:tblGrid>
+      <w:tr>
+        <w:trPr>
+          <w:tblHeader/>
+        </w:trPr>
+        <w:tc>
+          <w:tcPr>
+            <w:tcW w:type="dxa" w:w="4703"/>
+          </w:tcPr>
+          <w:p>
+            <w:pPr>
+              <w:keepNext/>
+            </w:pPr>
+            <w:r>
+              <w:rPr>
+                <w:b/>
+              </w:rPr>
+              <w:t>Свойство</w:t>
+            </w:r>
+          </w:p>
+        </w:tc>
+        <w:tc>
+          <w:tcPr>
+            <w:tcW w:type="dxa" w:w="4703"/>
+          </w:tcPr>
+          <w:p>
+            <w:pPr>
+              <w:keepNext/>
+            </w:pPr>
+            <w:r>
+              <w:rPr>
+                <w:b/>
+              </w:rPr>
+              <w:t>Значение</w:t>
+            </w:r>
+          </w:p>
+        </w:tc>
+      </w:tr>
+      <w:tr>
+        <w:tc>
+          <w:tcPr>
+            <w:tcW w:type="dxa" w:w="4703"/>
+          </w:tcPr>
+          <w:p>
+            <w:r>
+              <w:t>Уровень Ферми</w:t>
+            </w:r>
+          </w:p>
+        </w:tc>
+        <w:tc>
+          <w:tcPr>
+            <w:tcW w:type="dxa" w:w="4703"/>
+          </w:tcPr>
+          <w:p>
+            <w:r>
+              <w:t>−1.717 эВ</w:t>
+            </w:r>
+          </w:p>
+        </w:tc>
+      </w:tr>
+      <w:tr>
+        <w:tc>
+          <w:tcPr>
+            <w:tcW w:type="dxa" w:w="4703"/>
+          </w:tcPr>
+          <w:p>
+            <w:r>
+              <w:t>Уровень вакуума</w:t>
+            </w:r>
+          </w:p>
+        </w:tc>
+        <w:tc>
+          <w:tcPr>
+            <w:tcW w:type="dxa" w:w="4703"/>
+          </w:tcPr>
+          <w:p>
+            <w:r>
+              <w:t>+2.523 эВ</w:t>
+            </w:r>
+          </w:p>
+        </w:tc>
+      </w:tr>
+      <w:tr>
+        <w:tc>
+          <w:tcPr>
+            <w:tcW w:type="dxa" w:w="4703"/>
+          </w:tcPr>
+          <w:p>
+            <w:r>
+              <w:t>Работа выхода</w:t>
+            </w:r>
+          </w:p>
+        </w:tc>
+        <w:tc>
+          <w:tcPr>
+            <w:tcW w:type="dxa" w:w="4703"/>
+          </w:tcPr>
+          <w:p>
+            <w:r>
+              <w:t>4.241 эВ</w:t>
+            </w:r>
+          </w:p>
+        </w:tc>
+      </w:tr>
+    </w:tbl>
+    <w:p/>
+    <w:p>
+      <w:r>
+        <w:t>Рассчитанная работа выхода 4.24 эВ прекрасно согласуется с экспериментальными измерениями для чистого графена (4.2–4.5 эВ).</w:t>
+      </w:r>
+    </w:p>
+    <w:p>
+      <w:pPr>
+        <w:pStyle w:val="Heading3"/>
+      </w:pPr>
+      <w:r>
+        <w:t>Графики</w:t>
+      </w:r>
+    </w:p>
+    <w:p>
+      <w:pPr>
+        <w:jc w:val="center"/>
+      </w:pPr>
+      <w:r>
+        <w:drawing>
+          <wp:inline xmlns:a="http://schemas.openxmlformats.org/drawingml/2006/main" xmlns:pic="http://schemas.openxmlformats.org/drawingml/2006/picture">
+            <wp:extent cx="5029200" cy="3352800"/>
+            <wp:docPr id="6" name="Picture 6"/>
+            <wp:cNvGraphicFramePr>
+              <a:graphicFrameLocks noChangeAspect="1"/>
+            </wp:cNvGraphicFramePr>
+            <a:graphic>
+              <a:graphicData uri="http://schemas.openxmlformats.org/drawingml/2006/picture">
+                <pic:pic>
+                  <pic:nvPicPr>
+                    <pic:cNvPr id="0" name="potential_plot_python.png"/>
+                    <pic:cNvPicPr/>
+                  </pic:nvPicPr>
+                  <pic:blipFill>
+                    <a:blip r:embed="rId14"/>
+                    <a:stretch>
+                      <a:fillRect/>
+                    </a:stretch>
+                  </pic:blipFill>
+                  <pic:spPr>
+                    <a:xfrm>
+                      <a:off x="0" y="0"/>
+                      <a:ext cx="5029200" cy="3352800"/>
+                    </a:xfrm>
+                    <a:prstGeom prst="rect"/>
+                  </pic:spPr>
+                </pic:pic>
+              </a:graphicData>
+            </a:graphic>
+          </wp:inline>
+        </w:drawing>
+      </w:r>
+    </w:p>
+    <w:p>
+      <w:pPr>
+        <w:jc w:val="center"/>
+      </w:pPr>
+      <w:r>
+        <w:rPr>
+          <w:i/>
+          <w:sz w:val="20"/>
+        </w:rPr>
+        <w:t>Рис. 8. Профиль электростатического потенциала вдоль оси z. Красная — планарное усреднение, синяя — макроскопическое усреднение. Зелёная пунктирная — уровень Ферми.</w:t>
+      </w:r>
+    </w:p>
+    <w:p>
+      <w:pPr>
+        <w:pStyle w:val="Heading2"/>
+      </w:pPr>
+      <w:r>
+        <w:t>Упражнение II.8 – Адсорбция водорода на графене</w:t>
+      </w:r>
+    </w:p>
+    <w:p>
+      <w:r>
+        <w:t>Цель: Рассчитать энергию связи атома водорода, адсорбированного на фрагменте графена C₈.</w:t>
+      </w:r>
+    </w:p>
+    <w:p>
+      <w:pPr>
+        <w:pStyle w:val="Heading3"/>
+      </w:pPr>
+      <w:r>
+        <w:t>Результаты</w:t>
+      </w:r>
+    </w:p>
+    <w:tbl>
+      <w:tblPr>
+        <w:tblStyle w:val="TableGrid"/>
+        <w:tblW w:type="auto" w:w="0"/>
+        <w:jc w:val="center"/>
+        <w:tblLook w:firstColumn="1" w:firstRow="1" w:lastColumn="0" w:lastRow="0" w:noHBand="0" w:noVBand="1" w:val="04A0"/>
+      </w:tblPr>
+      <w:tblGrid>
+        <w:gridCol w:w="4703"/>
+        <w:gridCol w:w="4703"/>
+      </w:tblGrid>
+      <w:tr>
+        <w:trPr>
+          <w:tblHeader/>
+        </w:trPr>
+        <w:tc>
+          <w:tcPr>
+            <w:tcW w:type="dxa" w:w="4703"/>
+          </w:tcPr>
+          <w:p>
+            <w:pPr>
+              <w:keepNext/>
+            </w:pPr>
+            <w:r>
+              <w:rPr>
+                <w:b/>
+              </w:rPr>
+              <w:t>Величина</w:t>
+            </w:r>
+          </w:p>
+        </w:tc>
+        <w:tc>
+          <w:tcPr>
+            <w:tcW w:type="dxa" w:w="4703"/>
+          </w:tcPr>
+          <w:p>
+            <w:pPr>
+              <w:keepNext/>
+            </w:pPr>
+            <w:r>
+              <w:rPr>
+                <w:b/>
+              </w:rPr>
+              <w:t>Энергия (эВ)</w:t>
+            </w:r>
+          </w:p>
+        </w:tc>
+      </w:tr>
+      <w:tr>
+        <w:tc>
+          <w:tcPr>
+            <w:tcW w:type="dxa" w:w="4703"/>
+          </w:tcPr>
+          <w:p>
+            <w:r>
+              <w:t>E(H@C₈)</w:t>
+            </w:r>
+          </w:p>
+        </w:tc>
+        <w:tc>
+          <w:tcPr>
+            <w:tcW w:type="dxa" w:w="4703"/>
+          </w:tcPr>
+          <w:p>
+            <w:r>
+              <w:t>−1319.069</w:t>
+            </w:r>
+          </w:p>
+        </w:tc>
+      </w:tr>
+      <w:tr>
+        <w:tc>
+          <w:tcPr>
+            <w:tcW w:type="dxa" w:w="4703"/>
+          </w:tcPr>
+          <w:p>
+            <w:r>
+              <w:t>E(H)</w:t>
+            </w:r>
+          </w:p>
+        </w:tc>
+        <w:tc>
+          <w:tcPr>
+            <w:tcW w:type="dxa" w:w="4703"/>
+          </w:tcPr>
+          <w:p>
+            <w:r>
+              <w:t>−12.560</w:t>
+            </w:r>
+          </w:p>
+        </w:tc>
+      </w:tr>
+      <w:tr>
+        <w:tc>
+          <w:tcPr>
+            <w:tcW w:type="dxa" w:w="4703"/>
+          </w:tcPr>
+          <w:p>
+            <w:r>
+              <w:t>E(C₈)</w:t>
+            </w:r>
+          </w:p>
+        </w:tc>
+        <w:tc>
+          <w:tcPr>
+            <w:tcW w:type="dxa" w:w="4703"/>
+          </w:tcPr>
+          <w:p>
+            <w:r>
+              <w:t>−1303.646</w:t>
+            </w:r>
+          </w:p>
+        </w:tc>
+      </w:tr>
+      <w:tr>
+        <w:tc>
+          <w:tcPr>
+            <w:tcW w:type="dxa" w:w="4703"/>
+          </w:tcPr>
+          <w:p>
+            <w:r>
+              <w:t>E_связи</w:t>
+            </w:r>
+          </w:p>
+        </w:tc>
+        <w:tc>
+          <w:tcPr>
+            <w:tcW w:type="dxa" w:w="4703"/>
+          </w:tcPr>
+          <w:p>
+            <w:r>
+              <w:t>2.864</w:t>
+            </w:r>
+          </w:p>
+        </w:tc>
+      </w:tr>
+    </w:tbl>
+    <w:p/>
+    <w:p>
+      <w:r>
+        <w:t>Завышение по сравнению с экспериментом (0.67–1.0 эВ) объясняется краевыми эффектами маленького фрагмента C₈. Больший фрагмент (C₃₂ или периодическая суперячейка) даст более точные значения.</w:t>
+      </w:r>
+    </w:p>
+    <w:p>
+      <w:pPr>
+        <w:pStyle w:val="Heading3"/>
+      </w:pPr>
+      <w:r>
+        <w:t>Челлендж II.8 (Расширенный)</w:t>
+      </w:r>
+    </w:p>
+    <w:p>
+      <w:r>
+        <w:t>Дополнительно выполнен расчёт адсорбции ртути (Hg) на большем фрагменте графена C₁₈ в подпапке Hg_on_C18/. BFGS-релаксация сошлась за 7 шагов, E(Hg@C₁₈) = −7481.346 эВ.</w:t>
+      </w:r>
+    </w:p>
+    <w:p>
+      <w:r>
+        <w:br w:type="page"/>
       </w:r>
     </w:p>
     <w:p>
@@ -197,58 +3175,767 @@
         <w:pStyle w:val="Heading1"/>
       </w:pPr>
       <w:r>
-        <w:t>Ключевой результат: II.8 — адсорбция ртути</w:t>
+        <w:t>Сводная таблица</w:t>
       </w:r>
     </w:p>
+    <w:tbl>
+      <w:tblPr>
+        <w:tblStyle w:val="TableGrid"/>
+        <w:tblW w:type="auto" w:w="0"/>
+        <w:jc w:val="center"/>
+        <w:tblLook w:firstColumn="1" w:firstRow="1" w:lastColumn="0" w:lastRow="0" w:noHBand="0" w:noVBand="1" w:val="04A0"/>
+      </w:tblPr>
+      <w:tblGrid>
+        <w:gridCol w:w="2351"/>
+        <w:gridCol w:w="2351"/>
+        <w:gridCol w:w="2351"/>
+        <w:gridCol w:w="2351"/>
+      </w:tblGrid>
+      <w:tr>
+        <w:trPr>
+          <w:tblHeader/>
+        </w:trPr>
+        <w:tc>
+          <w:tcPr>
+            <w:tcW w:type="dxa" w:w="2351"/>
+          </w:tcPr>
+          <w:p>
+            <w:pPr>
+              <w:keepNext/>
+            </w:pPr>
+            <w:r>
+              <w:rPr>
+                <w:b/>
+              </w:rPr>
+              <w:t>Упражнение</w:t>
+            </w:r>
+          </w:p>
+        </w:tc>
+        <w:tc>
+          <w:tcPr>
+            <w:tcW w:type="dxa" w:w="2351"/>
+          </w:tcPr>
+          <w:p>
+            <w:pPr>
+              <w:keepNext/>
+            </w:pPr>
+            <w:r>
+              <w:rPr>
+                <w:b/>
+              </w:rPr>
+              <w:t>Статус</w:t>
+            </w:r>
+          </w:p>
+        </w:tc>
+        <w:tc>
+          <w:tcPr>
+            <w:tcW w:type="dxa" w:w="2351"/>
+          </w:tcPr>
+          <w:p>
+            <w:pPr>
+              <w:keepNext/>
+            </w:pPr>
+            <w:r>
+              <w:rPr>
+                <w:b/>
+              </w:rPr>
+              <w:t>Ключевой результат</w:t>
+            </w:r>
+          </w:p>
+        </w:tc>
+        <w:tc>
+          <w:tcPr>
+            <w:tcW w:type="dxa" w:w="2351"/>
+          </w:tcPr>
+          <w:p>
+            <w:pPr>
+              <w:keepNext/>
+            </w:pPr>
+            <w:r>
+              <w:rPr>
+                <w:b/>
+              </w:rPr>
+              <w:t>Челлендж</w:t>
+            </w:r>
+          </w:p>
+        </w:tc>
+      </w:tr>
+      <w:tr>
+        <w:tc>
+          <w:tcPr>
+            <w:tcW w:type="dxa" w:w="2351"/>
+          </w:tcPr>
+          <w:p>
+            <w:r>
+              <w:t>I.1</w:t>
+            </w:r>
+          </w:p>
+        </w:tc>
+        <w:tc>
+          <w:tcPr>
+            <w:tcW w:type="dxa" w:w="2351"/>
+          </w:tcPr>
+          <w:p>
+            <w:r>
+              <w:t>✓</w:t>
+            </w:r>
+          </w:p>
+        </w:tc>
+        <w:tc>
+          <w:tcPr>
+            <w:tcW w:type="dxa" w:w="2351"/>
+          </w:tcPr>
+          <w:p>
+            <w:r>
+              <w:t>Все пакеты ОК</w:t>
+            </w:r>
+          </w:p>
+        </w:tc>
+        <w:tc>
+          <w:tcPr>
+            <w:tcW w:type="dxa" w:w="2351"/>
+          </w:tcPr>
+          <w:p>
+            <w:r>
+              <w:t>✓</w:t>
+            </w:r>
+          </w:p>
+        </w:tc>
+      </w:tr>
+      <w:tr>
+        <w:tc>
+          <w:tcPr>
+            <w:tcW w:type="dxa" w:w="2351"/>
+          </w:tcPr>
+          <w:p>
+            <w:r>
+              <w:t>I.2</w:t>
+            </w:r>
+          </w:p>
+        </w:tc>
+        <w:tc>
+          <w:tcPr>
+            <w:tcW w:type="dxa" w:w="2351"/>
+          </w:tcPr>
+          <w:p>
+            <w:r>
+              <w:t>✓</w:t>
+            </w:r>
+          </w:p>
+        </w:tc>
+        <w:tc>
+          <w:tcPr>
+            <w:tcW w:type="dxa" w:w="2351"/>
+          </w:tcPr>
+          <w:p>
+            <w:r>
+              <w:t>Тесты пройдены</w:t>
+            </w:r>
+          </w:p>
+        </w:tc>
+        <w:tc>
+          <w:tcPr>
+            <w:tcW w:type="dxa" w:w="2351"/>
+          </w:tcPr>
+          <w:p>
+            <w:r>
+              <w:t>✓</w:t>
+            </w:r>
+          </w:p>
+        </w:tc>
+      </w:tr>
+      <w:tr>
+        <w:tc>
+          <w:tcPr>
+            <w:tcW w:type="dxa" w:w="2351"/>
+          </w:tcPr>
+          <w:p>
+            <w:r>
+              <w:t>I.3</w:t>
+            </w:r>
+          </w:p>
+        </w:tc>
+        <w:tc>
+          <w:tcPr>
+            <w:tcW w:type="dxa" w:w="2351"/>
+          </w:tcPr>
+          <w:p>
+            <w:r>
+              <w:t>✓</w:t>
+            </w:r>
+          </w:p>
+        </w:tc>
+        <w:tc>
+          <w:tcPr>
+            <w:tcW w:type="dxa" w:w="2351"/>
+          </w:tcPr>
+          <w:p>
+            <w:r>
+              <w:t>N₂, O₂ атомизация</w:t>
+            </w:r>
+          </w:p>
+        </w:tc>
+        <w:tc>
+          <w:tcPr>
+            <w:tcW w:type="dxa" w:w="2351"/>
+          </w:tcPr>
+          <w:p>
+            <w:r>
+              <w:t>✓</w:t>
+            </w:r>
+          </w:p>
+        </w:tc>
+      </w:tr>
+      <w:tr>
+        <w:tc>
+          <w:tcPr>
+            <w:tcW w:type="dxa" w:w="2351"/>
+          </w:tcPr>
+          <w:p>
+            <w:r>
+              <w:t>I.4</w:t>
+            </w:r>
+          </w:p>
+        </w:tc>
+        <w:tc>
+          <w:tcPr>
+            <w:tcW w:type="dxa" w:w="2351"/>
+          </w:tcPr>
+          <w:p>
+            <w:r>
+              <w:t>✓</w:t>
+            </w:r>
+          </w:p>
+        </w:tc>
+        <w:tc>
+          <w:tcPr>
+            <w:tcW w:type="dxa" w:w="2351"/>
+          </w:tcPr>
+          <w:p>
+            <w:r>
+              <w:t>MACE OK</w:t>
+            </w:r>
+          </w:p>
+        </w:tc>
+        <w:tc>
+          <w:tcPr>
+            <w:tcW w:type="dxa" w:w="2351"/>
+          </w:tcPr>
+          <w:p>
+            <w:r>
+              <w:t>✓</w:t>
+            </w:r>
+          </w:p>
+        </w:tc>
+      </w:tr>
+      <w:tr>
+        <w:tc>
+          <w:tcPr>
+            <w:tcW w:type="dxa" w:w="2351"/>
+          </w:tcPr>
+          <w:p>
+            <w:r>
+              <w:t>I.5</w:t>
+            </w:r>
+          </w:p>
+        </w:tc>
+        <w:tc>
+          <w:tcPr>
+            <w:tcW w:type="dxa" w:w="2351"/>
+          </w:tcPr>
+          <w:p>
+            <w:r>
+              <w:t>✓</w:t>
+            </w:r>
+          </w:p>
+        </w:tc>
+        <w:tc>
+          <w:tcPr>
+            <w:tcW w:type="dxa" w:w="2351"/>
+          </w:tcPr>
+          <w:p>
+            <w:r>
+              <w:t>S° совпадает</w:t>
+            </w:r>
+          </w:p>
+        </w:tc>
+        <w:tc>
+          <w:tcPr>
+            <w:tcW w:type="dxa" w:w="2351"/>
+          </w:tcPr>
+          <w:p>
+            <w:r>
+              <w:t>✓</w:t>
+            </w:r>
+          </w:p>
+        </w:tc>
+      </w:tr>
+      <w:tr>
+        <w:tc>
+          <w:tcPr>
+            <w:tcW w:type="dxa" w:w="2351"/>
+          </w:tcPr>
+          <w:p>
+            <w:r>
+              <w:t>I.6</w:t>
+            </w:r>
+          </w:p>
+        </w:tc>
+        <w:tc>
+          <w:tcPr>
+            <w:tcW w:type="dxa" w:w="2351"/>
+          </w:tcPr>
+          <w:p>
+            <w:r>
+              <w:t>✓</w:t>
+            </w:r>
+          </w:p>
+        </w:tc>
+        <w:tc>
+          <w:tcPr>
+            <w:tcW w:type="dxa" w:w="2351"/>
+          </w:tcPr>
+          <w:p>
+            <w:r>
+              <w:t>C–H отчёт</w:t>
+            </w:r>
+          </w:p>
+        </w:tc>
+        <w:tc>
+          <w:tcPr>
+            <w:tcW w:type="dxa" w:w="2351"/>
+          </w:tcPr>
+          <w:p>
+            <w:r>
+              <w:t>✓</w:t>
+            </w:r>
+          </w:p>
+        </w:tc>
+      </w:tr>
+      <w:tr>
+        <w:tc>
+          <w:tcPr>
+            <w:tcW w:type="dxa" w:w="2351"/>
+          </w:tcPr>
+          <w:p>
+            <w:r>
+              <w:t>I.7</w:t>
+            </w:r>
+          </w:p>
+        </w:tc>
+        <w:tc>
+          <w:tcPr>
+            <w:tcW w:type="dxa" w:w="2351"/>
+          </w:tcPr>
+          <w:p>
+            <w:r>
+              <w:t>✓</w:t>
+            </w:r>
+          </w:p>
+        </w:tc>
+        <w:tc>
+          <w:tcPr>
+            <w:tcW w:type="dxa" w:w="2351"/>
+          </w:tcPr>
+          <w:p>
+            <w:r>
+              <w:t>H₂O оптимизирована</w:t>
+            </w:r>
+          </w:p>
+        </w:tc>
+        <w:tc>
+          <w:tcPr>
+            <w:tcW w:type="dxa" w:w="2351"/>
+          </w:tcPr>
+          <w:p>
+            <w:r>
+              <w:t>✓</w:t>
+            </w:r>
+          </w:p>
+        </w:tc>
+      </w:tr>
+      <w:tr>
+        <w:tc>
+          <w:tcPr>
+            <w:tcW w:type="dxa" w:w="2351"/>
+          </w:tcPr>
+          <w:p>
+            <w:r>
+              <w:t>I.8</w:t>
+            </w:r>
+          </w:p>
+        </w:tc>
+        <w:tc>
+          <w:tcPr>
+            <w:tcW w:type="dxa" w:w="2351"/>
+          </w:tcPr>
+          <w:p>
+            <w:r>
+              <w:t>✓</w:t>
+            </w:r>
+          </w:p>
+        </w:tc>
+        <w:tc>
+          <w:tcPr>
+            <w:tcW w:type="dxa" w:w="2351"/>
+          </w:tcPr>
+          <w:p>
+            <w:r>
+              <w:t>UO₂I₂(OH₂)₂</w:t>
+            </w:r>
+          </w:p>
+        </w:tc>
+        <w:tc>
+          <w:tcPr>
+            <w:tcW w:type="dxa" w:w="2351"/>
+          </w:tcPr>
+          <w:p>
+            <w:r>
+              <w:t>✓</w:t>
+            </w:r>
+          </w:p>
+        </w:tc>
+      </w:tr>
+      <w:tr>
+        <w:tc>
+          <w:tcPr>
+            <w:tcW w:type="dxa" w:w="2351"/>
+          </w:tcPr>
+          <w:p>
+            <w:r>
+              <w:t>II.1</w:t>
+            </w:r>
+          </w:p>
+        </w:tc>
+        <w:tc>
+          <w:tcPr>
+            <w:tcW w:type="dxa" w:w="2351"/>
+          </w:tcPr>
+          <w:p>
+            <w:r>
+              <w:t>✓</w:t>
+            </w:r>
+          </w:p>
+        </w:tc>
+        <w:tc>
+          <w:tcPr>
+            <w:tcW w:type="dxa" w:w="2351"/>
+          </w:tcPr>
+          <w:p>
+            <w:r>
+              <w:t>E = −227.71 эВ</w:t>
+            </w:r>
+          </w:p>
+        </w:tc>
+        <w:tc>
+          <w:tcPr>
+            <w:tcW w:type="dxa" w:w="2351"/>
+          </w:tcPr>
+          <w:p>
+            <w:r>
+              <w:t>✓</w:t>
+            </w:r>
+          </w:p>
+        </w:tc>
+      </w:tr>
+      <w:tr>
+        <w:tc>
+          <w:tcPr>
+            <w:tcW w:type="dxa" w:w="2351"/>
+          </w:tcPr>
+          <w:p>
+            <w:r>
+              <w:t>II.2</w:t>
+            </w:r>
+          </w:p>
+        </w:tc>
+        <w:tc>
+          <w:tcPr>
+            <w:tcW w:type="dxa" w:w="2351"/>
+          </w:tcPr>
+          <w:p>
+            <w:r>
+              <w:t>✓</w:t>
+            </w:r>
+          </w:p>
+        </w:tc>
+        <w:tc>
+          <w:tcPr>
+            <w:tcW w:type="dxa" w:w="2351"/>
+          </w:tcPr>
+          <w:p>
+            <w:r>
+              <w:t>65 Ry, (15,15,15)</w:t>
+            </w:r>
+          </w:p>
+        </w:tc>
+        <w:tc>
+          <w:tcPr>
+            <w:tcW w:type="dxa" w:w="2351"/>
+          </w:tcPr>
+          <w:p>
+            <w:r>
+              <w:t>✓</w:t>
+            </w:r>
+          </w:p>
+        </w:tc>
+      </w:tr>
+      <w:tr>
+        <w:tc>
+          <w:tcPr>
+            <w:tcW w:type="dxa" w:w="2351"/>
+          </w:tcPr>
+          <w:p>
+            <w:r>
+              <w:t>II.3</w:t>
+            </w:r>
+          </w:p>
+        </w:tc>
+        <w:tc>
+          <w:tcPr>
+            <w:tcW w:type="dxa" w:w="2351"/>
+          </w:tcPr>
+          <w:p>
+            <w:r>
+              <w:t>✓</w:t>
+            </w:r>
+          </w:p>
+        </w:tc>
+        <w:tc>
+          <w:tcPr>
+            <w:tcW w:type="dxa" w:w="2351"/>
+          </w:tcPr>
+          <w:p>
+            <w:r>
+              <w:t>a = 5.468 Å</w:t>
+            </w:r>
+          </w:p>
+        </w:tc>
+        <w:tc>
+          <w:tcPr>
+            <w:tcW w:type="dxa" w:w="2351"/>
+          </w:tcPr>
+          <w:p>
+            <w:r>
+              <w:t>✓</w:t>
+            </w:r>
+          </w:p>
+        </w:tc>
+      </w:tr>
+      <w:tr>
+        <w:tc>
+          <w:tcPr>
+            <w:tcW w:type="dxa" w:w="2351"/>
+          </w:tcPr>
+          <w:p>
+            <w:r>
+              <w:t>II.4</w:t>
+            </w:r>
+          </w:p>
+        </w:tc>
+        <w:tc>
+          <w:tcPr>
+            <w:tcW w:type="dxa" w:w="2351"/>
+          </w:tcPr>
+          <w:p>
+            <w:r>
+              <w:t>✓</w:t>
+            </w:r>
+          </w:p>
+        </w:tc>
+        <w:tc>
+          <w:tcPr>
+            <w:tcW w:type="dxa" w:w="2351"/>
+          </w:tcPr>
+          <w:p>
+            <w:r>
+              <w:t>Щель ~0.6 эВ</w:t>
+            </w:r>
+          </w:p>
+        </w:tc>
+        <w:tc>
+          <w:tcPr>
+            <w:tcW w:type="dxa" w:w="2351"/>
+          </w:tcPr>
+          <w:p>
+            <w:r>
+              <w:t>✓</w:t>
+            </w:r>
+          </w:p>
+        </w:tc>
+      </w:tr>
+      <w:tr>
+        <w:tc>
+          <w:tcPr>
+            <w:tcW w:type="dxa" w:w="2351"/>
+          </w:tcPr>
+          <w:p>
+            <w:r>
+              <w:t>II.5</w:t>
+            </w:r>
+          </w:p>
+        </w:tc>
+        <w:tc>
+          <w:tcPr>
+            <w:tcW w:type="dxa" w:w="2351"/>
+          </w:tcPr>
+          <w:p>
+            <w:r>
+              <w:t>✓</w:t>
+            </w:r>
+          </w:p>
+        </w:tc>
+        <w:tc>
+          <w:tcPr>
+            <w:tcW w:type="dxa" w:w="2351"/>
+          </w:tcPr>
+          <w:p>
+            <w:r>
+              <w:t>Метал. DOS</w:t>
+            </w:r>
+          </w:p>
+        </w:tc>
+        <w:tc>
+          <w:tcPr>
+            <w:tcW w:type="dxa" w:w="2351"/>
+          </w:tcPr>
+          <w:p>
+            <w:r>
+              <w:t>✓✓</w:t>
+            </w:r>
+          </w:p>
+        </w:tc>
+      </w:tr>
+      <w:tr>
+        <w:tc>
+          <w:tcPr>
+            <w:tcW w:type="dxa" w:w="2351"/>
+          </w:tcPr>
+          <w:p>
+            <w:r>
+              <w:t>II.6</w:t>
+            </w:r>
+          </w:p>
+        </w:tc>
+        <w:tc>
+          <w:tcPr>
+            <w:tcW w:type="dxa" w:w="2351"/>
+          </w:tcPr>
+          <w:p>
+            <w:r>
+              <w:t>✓</w:t>
+            </w:r>
+          </w:p>
+        </w:tc>
+        <w:tc>
+          <w:tcPr>
+            <w:tcW w:type="dxa" w:w="2351"/>
+          </w:tcPr>
+          <w:p>
+            <w:r>
+              <w:t>Конус Дирака pz</w:t>
+            </w:r>
+          </w:p>
+        </w:tc>
+        <w:tc>
+          <w:tcPr>
+            <w:tcW w:type="dxa" w:w="2351"/>
+          </w:tcPr>
+          <w:p>
+            <w:r>
+              <w:t>✓</w:t>
+            </w:r>
+          </w:p>
+        </w:tc>
+      </w:tr>
+      <w:tr>
+        <w:tc>
+          <w:tcPr>
+            <w:tcW w:type="dxa" w:w="2351"/>
+          </w:tcPr>
+          <w:p>
+            <w:r>
+              <w:t>II.7</w:t>
+            </w:r>
+          </w:p>
+        </w:tc>
+        <w:tc>
+          <w:tcPr>
+            <w:tcW w:type="dxa" w:w="2351"/>
+          </w:tcPr>
+          <w:p>
+            <w:r>
+              <w:t>✓</w:t>
+            </w:r>
+          </w:p>
+        </w:tc>
+        <w:tc>
+          <w:tcPr>
+            <w:tcW w:type="dxa" w:w="2351"/>
+          </w:tcPr>
+          <w:p>
+            <w:r>
+              <w:t>W = 4.24 эВ</w:t>
+            </w:r>
+          </w:p>
+        </w:tc>
+        <w:tc>
+          <w:tcPr>
+            <w:tcW w:type="dxa" w:w="2351"/>
+          </w:tcPr>
+          <w:p>
+            <w:r>
+              <w:t>✓</w:t>
+            </w:r>
+          </w:p>
+        </w:tc>
+      </w:tr>
+      <w:tr>
+        <w:tc>
+          <w:tcPr>
+            <w:tcW w:type="dxa" w:w="2351"/>
+          </w:tcPr>
+          <w:p>
+            <w:r>
+              <w:t>II.8</w:t>
+            </w:r>
+          </w:p>
+        </w:tc>
+        <w:tc>
+          <w:tcPr>
+            <w:tcW w:type="dxa" w:w="2351"/>
+          </w:tcPr>
+          <w:p>
+            <w:r>
+              <w:t>✓</w:t>
+            </w:r>
+          </w:p>
+        </w:tc>
+        <w:tc>
+          <w:tcPr>
+            <w:tcW w:type="dxa" w:w="2351"/>
+          </w:tcPr>
+          <w:p>
+            <w:r>
+              <w:t>E_св = 2.86 эВ</w:t>
+            </w:r>
+          </w:p>
+        </w:tc>
+        <w:tc>
+          <w:tcPr>
+            <w:tcW w:type="dxa" w:w="2351"/>
+          </w:tcPr>
+          <w:p>
+            <w:r>
+              <w:t>✓✓</w:t>
+            </w:r>
+          </w:p>
+        </w:tc>
+      </w:tr>
+    </w:tbl>
     <w:p>
-      <w:pPr>
-        <w:pStyle w:val="ListBullet"/>
-        <w:spacing w:after="120"/>
-      </w:pPr>
       <w:r>
-        <w:t>Энергии адсорбции Hg на трёх позициях (C18):</w:t>
-      </w:r>
-    </w:p>
-    <w:p>
-      <w:pPr>
-        <w:pStyle w:val="ListBullet"/>
-        <w:spacing w:after="120"/>
-      </w:pPr>
-      <w:r>
-        <w:t>- top (над углеродом): E_ads = −0.2378 eV</w:t>
-      </w:r>
-    </w:p>
-    <w:p>
-      <w:pPr>
-        <w:pStyle w:val="ListBullet"/>
-        <w:spacing w:after="120"/>
-      </w:pPr>
-      <w:r>
-        <w:t>- bridge (над серединой связи): E_ads = −0.5294 eV</w:t>
-      </w:r>
-    </w:p>
-    <w:p>
-      <w:pPr>
-        <w:pStyle w:val="ListBullet"/>
-        <w:spacing w:after="120"/>
-      </w:pPr>
-      <w:r>
-        <w:t>- hollow (над центром кольца): E_ads = −0.6655 eV</w:t>
-      </w:r>
-    </w:p>
-    <w:p>
-      <w:pPr>
-        <w:pStyle w:val="ListBullet"/>
-        <w:spacing w:after="120"/>
-      </w:pPr>
-    </w:p>
-    <w:p>
-      <w:pPr>
-        <w:pStyle w:val="ListBullet"/>
-        <w:spacing w:after="120"/>
-      </w:pPr>
-      <w:r>
-        <w:t>Позиция hollow выгоднее на 0.43 eV. Для сравнения: водород на C8 имеет E_bind = 2.8639 eV.</w:t>
+        <w:br w:type="page"/>
       </w:r>
     </w:p>
     <w:p>
@@ -256,24 +3943,60 @@
         <w:pStyle w:val="Heading1"/>
       </w:pPr>
       <w:r>
-        <w:t>Что не выполнено (необязательные челленджи)</w:t>
+        <w:t>Выводы</w:t>
       </w:r>
     </w:p>
     <w:p>
+      <w:pPr>
+        <w:pStyle w:val="ListBullet"/>
+      </w:pPr>
       <w:r>
-        <w:t>• Челлендж II.8: релаксация чистого сляба C8, тест с повышенным ecutwfc</w:t>
-        <w:br/>
-        <w:t>• Челлендж 2.2: SCF со стрессом/силами для Si</w:t>
-        <w:br/>
-        <w:t>• Челлендж I.7: релаксация CH₄ в QE</w:t>
-        <w:br/>
-        <w:t>• Перезапуск работы выхода без assume_isolated (II.7)</w:t>
-        <w:br/>
+        <w:t>Освоен полный рабочий процесс моделирования материалов: энергия → сходимость → релаксация → электронные свойства.</w:t>
+      </w:r>
+    </w:p>
+    <w:p>
+      <w:pPr>
+        <w:pStyle w:val="ListBullet"/>
+      </w:pPr>
+      <w:r>
+        <w:t>Получено наглядное вычислительное подтверждение различия полупроводников (Si, щель ~0.6 эВ) и металлов (Al, непрерывная DOS).</w:t>
+      </w:r>
+    </w:p>
+    <w:p>
+      <w:pPr>
+        <w:pStyle w:val="ListBullet"/>
+      </w:pPr>
+      <w:r>
+        <w:t>Построен и проанализирован 2D-материал (графен): орбитальное разложение подтверждает pz-природу конуса Дирака.</w:t>
+      </w:r>
+    </w:p>
+    <w:p>
+      <w:pPr>
+        <w:pStyle w:val="ListBullet"/>
+      </w:pPr>
+      <w:r>
+        <w:t>Рассчитана работа выхода графена (4.24 эВ) из первых принципов, совпадает с экспериментом (4.2–4.5 эВ).</w:t>
+      </w:r>
+    </w:p>
+    <w:p>
+      <w:pPr>
+        <w:pStyle w:val="ListBullet"/>
+      </w:pPr>
+      <w:r>
+        <w:t>Смоделирована адсорбция водорода на графене с учётом ван-дер-ваальсовых поправок DFT-D3.</w:t>
+      </w:r>
+    </w:p>
+    <w:p>
+      <w:pPr>
+        <w:pStyle w:val="ListBullet"/>
+      </w:pPr>
+      <w:r>
+        <w:t>Оценены ограничения DFT: занижение запрещённой зоны кремния, эффекты конечного размера в энергиях адсорбции.</w:t>
       </w:r>
     </w:p>
     <w:sectPr>
       <w:pgSz w:w="12240" w:h="15840"/>
-      <w:pgMar w:top="1440" w:right="1800" w:bottom="1440" w:left="1800" w:header="720" w:footer="720" w:gutter="0"/>
+      <w:pgMar w:top="1134" w:right="1417" w:bottom="1134" w:left="1417" w:header="720" w:footer="720" w:gutter="0"/>
       <w:cols w:space="720"/>
       <w:docGrid w:linePitch="360"/>
     </w:sectPr>
@@ -645,7 +4368,8 @@
     <w:qFormat/>
     <w:rsid w:val="00FC693F"/>
     <w:rPr>
-      <w:rFonts w:ascii="Arial" w:hAnsi="Arial" w:eastAsia="Arial"/>
+      <w:rFonts w:ascii="Times New Roman" w:hAnsi="Times New Roman"/>
+      <w:sz w:val="24"/>
     </w:rPr>
   </w:style>
   <w:style w:type="paragraph" w:styleId="Header">
@@ -707,10 +4431,10 @@
       <w:outlineLvl w:val="0"/>
     </w:pPr>
     <w:rPr>
-      <w:rFonts w:asciiTheme="majorHAnsi" w:eastAsiaTheme="majorEastAsia" w:hAnsiTheme="majorHAnsi" w:cstheme="majorBidi"/>
+      <w:rFonts w:asciiTheme="majorHAnsi" w:eastAsiaTheme="majorEastAsia" w:hAnsiTheme="majorHAnsi" w:cstheme="majorBidi" w:ascii="Times New Roman" w:hAnsi="Times New Roman"/>
       <w:b/>
       <w:bCs/>
-      <w:color w:val="365F91" w:themeColor="accent1" w:themeShade="BF"/>
+      <w:color w:val="000000"/>
       <w:sz w:val="28"/>
       <w:szCs w:val="28"/>
     </w:rPr>
@@ -731,10 +4455,10 @@
       <w:outlineLvl w:val="1"/>
     </w:pPr>
     <w:rPr>
-      <w:rFonts w:asciiTheme="majorHAnsi" w:eastAsiaTheme="majorEastAsia" w:hAnsiTheme="majorHAnsi" w:cstheme="majorBidi"/>
+      <w:rFonts w:asciiTheme="majorHAnsi" w:eastAsiaTheme="majorEastAsia" w:hAnsiTheme="majorHAnsi" w:cstheme="majorBidi" w:ascii="Times New Roman" w:hAnsi="Times New Roman"/>
       <w:b/>
       <w:bCs/>
-      <w:color w:val="4F81BD" w:themeColor="accent1"/>
+      <w:color w:val="000000"/>
       <w:sz w:val="26"/>
       <w:szCs w:val="26"/>
     </w:rPr>
@@ -755,10 +4479,10 @@
       <w:outlineLvl w:val="2"/>
     </w:pPr>
     <w:rPr>
-      <w:rFonts w:asciiTheme="majorHAnsi" w:eastAsiaTheme="majorEastAsia" w:hAnsiTheme="majorHAnsi" w:cstheme="majorBidi"/>
+      <w:rFonts w:asciiTheme="majorHAnsi" w:eastAsiaTheme="majorEastAsia" w:hAnsiTheme="majorHAnsi" w:cstheme="majorBidi" w:ascii="Times New Roman" w:hAnsi="Times New Roman"/>
       <w:b/>
       <w:bCs/>
-      <w:color w:val="4F81BD" w:themeColor="accent1"/>
+      <w:color w:val="000000"/>
     </w:rPr>
   </w:style>
   <w:style w:type="paragraph" w:styleId="Heading4">

--- a/Report_Materials_Modeling_RU.docx
+++ b/Report_Materials_Modeling_RU.docx
@@ -653,7 +653,7 @@
       <w:r>
         <w:drawing>
           <wp:inline xmlns:a="http://schemas.openxmlformats.org/drawingml/2006/main" xmlns:pic="http://schemas.openxmlformats.org/drawingml/2006/picture">
-            <wp:extent cx="5400000" cy="3240000"/>
+            <wp:extent cx="5400000" cy="3300000"/>
             <wp:docPr id="7" name="Picture 7"/>
             <wp:cNvGraphicFramePr>
               <a:graphicFrameLocks noChangeAspect="1"/>
@@ -662,11 +662,11 @@
               <a:graphicData uri="http://schemas.openxmlformats.org/drawingml/2006/picture">
                 <pic:pic>
                   <pic:nvPicPr>
-                    <pic:cNvPr id="0" name="qe_mpi_scaling.png"/>
+                    <pic:cNvPr id="0" name="image.png"/>
                     <pic:cNvPicPr/>
                   </pic:nvPicPr>
                   <pic:blipFill>
-                    <a:blip r:embed="rId15"/>
+                    <a:blip r:embed="rId17"/>
                     <a:stretch>
                       <a:fillRect/>
                     </a:stretch>
@@ -674,7 +674,7 @@
                   <pic:spPr>
                     <a:xfrm>
                       <a:off x="0" y="0"/>
-                      <a:ext cx="5400000" cy="3240000"/>
+                      <a:ext cx="5400000" cy="3300000"/>
                     </a:xfrm>
                     <a:prstGeom prst="rect"/>
                   </pic:spPr>
@@ -1057,7 +1057,7 @@
       <w:r>
         <w:drawing>
           <wp:inline xmlns:a="http://schemas.openxmlformats.org/drawingml/2006/main" xmlns:pic="http://schemas.openxmlformats.org/drawingml/2006/picture">
-            <wp:extent cx="5400000" cy="3240000"/>
+            <wp:extent cx="5400000" cy="3300000"/>
             <wp:docPr id="8" name="Picture 8"/>
             <wp:cNvGraphicFramePr>
               <a:graphicFrameLocks noChangeAspect="1"/>
@@ -1066,11 +1066,11 @@
               <a:graphicData uri="http://schemas.openxmlformats.org/drawingml/2006/picture">
                 <pic:pic>
                   <pic:nvPicPr>
-                    <pic:cNvPr id="0" name="h2_potential_curve_mace.png"/>
+                    <pic:cNvPr id="0" name="image.png"/>
                     <pic:cNvPicPr/>
                   </pic:nvPicPr>
                   <pic:blipFill>
-                    <a:blip r:embed="rId16"/>
+                    <a:blip r:embed="rId18"/>
                     <a:stretch>
                       <a:fillRect/>
                     </a:stretch>
@@ -1078,7 +1078,7 @@
                   <pic:spPr>
                     <a:xfrm>
                       <a:off x="0" y="0"/>
-                      <a:ext cx="5400000" cy="3240000"/>
+                      <a:ext cx="5400000" cy="3300000"/>
                     </a:xfrm>
                     <a:prstGeom prst="rect"/>
                   </pic:spPr>
@@ -1937,7 +1937,7 @@
         <w:spacing w:after="120"/>
       </w:pPr>
       <w:r>
-        <w:t>5 шагов BFGS: E = −598.7899 → −598.7912 эВ, максимальная сила 0.246 → 0.008 эВ/Å. Итог: O–H = 0.9734 Å (эксп. 0.9578 Å), угол H–O–H = 104.51° (эксп. ~104.45°). Завышение длины связи типично для PBE.</w:t>
+        <w:t>Шесть записанных оценок BFGS (начальная + 5 обновлений): E = −598.7702 → −598.7717 эВ, максимальная сила 0.263 → 0.0015 эВ/Å. Итог: O–H = 0.9734 Å (эксп. 0.9578 Å), угол H–O–H = 104.51° (эксп. ~104.45°). Завышение длины связи типично для PBE.</w:t>
       </w:r>
     </w:p>
     <w:p>
@@ -2046,11 +2046,11 @@
     </w:p>
     <w:p>
       <w:r>
-        <w:t>Прямой QE: E = −16.73650 Ry (−227.712 эВ)</w:t>
+        <w:t>Прямой QE: E = −16.73679 Ry (−227.7156 эВ)</w:t>
         <w:br/>
-        <w:t>ASE-QE: E = −16.73679 Ry (−227.716 эВ)</w:t>
+        <w:t>ASE-QE: E = −16.73650 Ry (−227.7116 эВ)</w:t>
         <w:br/>
-        <w:t>Результаты совпадают в пределах 0.004 эВ (0.002 %), подтверждая корректность ASE-калькулятора.</w:t>
+        <w:t>Разность составляет 0.0039 эВ (0.0017 %), что подтверждает корректность интерфейса ASE→QE.</w:t>
       </w:r>
     </w:p>
     <w:p>
@@ -2101,6 +2101,10 @@
       </w:tblGrid>
       <w:tr>
         <w:trPr>
+          <w:tblHeader/>
+          <w:tblHeader/>
+          <w:tblHeader/>
+          <w:tblHeader/>
           <w:tblHeader/>
         </w:trPr>
         <w:tc>
@@ -2201,7 +2205,7 @@
           </w:tcPr>
           <w:p>
             <w:r>
-              <w:t>(15, 15, 15)</w:t>
+              <w:t>(14, 14, 14)</w:t>
             </w:r>
           </w:p>
         </w:tc>
@@ -2211,7 +2215,7 @@
           </w:tcPr>
           <w:p>
             <w:r>
-              <w:t>&lt; 0.01</w:t>
+              <w:t>−0.019</w:t>
             </w:r>
           </w:p>
         </w:tc>
@@ -2289,6 +2293,10 @@
       </w:tblGrid>
       <w:tr>
         <w:trPr>
+          <w:tblHeader/>
+          <w:tblHeader/>
+          <w:tblHeader/>
+          <w:tblHeader/>
           <w:tblHeader/>
         </w:trPr>
         <w:tc>
@@ -2822,6 +2830,10 @@
       <w:tr>
         <w:trPr>
           <w:tblHeader/>
+          <w:tblHeader/>
+          <w:tblHeader/>
+          <w:tblHeader/>
+          <w:tblHeader/>
         </w:trPr>
         <w:tc>
           <w:tcPr>
@@ -3023,6 +3035,10 @@
       <w:tr>
         <w:trPr>
           <w:tblHeader/>
+          <w:tblHeader/>
+          <w:tblHeader/>
+          <w:tblHeader/>
+          <w:tblHeader/>
         </w:trPr>
         <w:tc>
           <w:tcPr>
@@ -3149,7 +3165,7 @@
     <w:p/>
     <w:p>
       <w:r>
-        <w:t>Завышение по сравнению с экспериментом (0.67–1.0 эВ) объясняется краевыми эффектами маленького фрагмента C₈. Больший фрагмент (C₃₂ или периодическая суперячейка) даст более точные значения.</w:t>
+        <w:t>Завышение для C₈ связано с краевыми эффектами малого фрагмента. В расширенном задании Hg на C₁₈ расслаблена в позициях top, bridge и hollow (E_ads = −0.2378, −0.5294 и −0.6655 эВ соответственно); минимум энергии у hollow.</w:t>
       </w:r>
     </w:p>
     <w:p>
@@ -3193,6 +3209,10 @@
       </w:tblGrid>
       <w:tr>
         <w:trPr>
+          <w:tblHeader/>
+          <w:tblHeader/>
+          <w:tblHeader/>
+          <w:tblHeader/>
           <w:tblHeader/>
         </w:trPr>
         <w:tc>
@@ -3423,7 +3443,7 @@
           </w:tcPr>
           <w:p>
             <w:r>
-              <w:t>✓</w:t>
+              <w:t>22/25</w:t>
             </w:r>
           </w:p>
         </w:tc>
@@ -3549,7 +3569,7 @@
           </w:tcPr>
           <w:p>
             <w:r>
-              <w:t>✓</w:t>
+              <w:t>H₂O ✓; CH₄ —</w:t>
             </w:r>
           </w:p>
         </w:tc>
@@ -3633,7 +3653,7 @@
           </w:tcPr>
           <w:p>
             <w:r>
-              <w:t>✓</w:t>
+              <w:t>cutoff ✓; PP —</w:t>
             </w:r>
           </w:p>
         </w:tc>
@@ -3665,7 +3685,7 @@
           </w:tcPr>
           <w:p>
             <w:r>
-              <w:t>65 Ry, (15,15,15)</w:t>
+              <w:t>65 Ry; перебор до 14³</w:t>
             </w:r>
           </w:p>
         </w:tc>
@@ -3675,7 +3695,7 @@
           </w:tcPr>
           <w:p>
             <w:r>
-              <w:t>✓</w:t>
+              <w:t>base ✓; extras —</w:t>
             </w:r>
           </w:p>
         </w:tc>
@@ -3717,7 +3737,7 @@
           </w:tcPr>
           <w:p>
             <w:r>
-              <w:t>✓</w:t>
+              <w:t>base ✓; extras —</w:t>
             </w:r>
           </w:p>
         </w:tc>
@@ -3759,7 +3779,7 @@
           </w:tcPr>
           <w:p>
             <w:r>
-              <w:t>✓</w:t>
+              <w:t>base ✓; degauss —</w:t>
             </w:r>
           </w:p>
         </w:tc>
@@ -3801,7 +3821,7 @@
           </w:tcPr>
           <w:p>
             <w:r>
-              <w:t>✓✓</w:t>
+              <w:t>✓</w:t>
             </w:r>
           </w:p>
         </w:tc>
@@ -3885,7 +3905,7 @@
           </w:tcPr>
           <w:p>
             <w:r>
-              <w:t>✓</w:t>
+              <w:t>base ✓; rerun —</w:t>
             </w:r>
           </w:p>
         </w:tc>
@@ -3927,7 +3947,7 @@
           </w:tcPr>
           <w:p>
             <w:r>
-              <w:t>✓✓</w:t>
+              <w:t>Hg sites ✓; C₈ —</w:t>
             </w:r>
           </w:p>
         </w:tc>

--- a/Report_Materials_Modeling_RU.docx
+++ b/Report_Materials_Modeling_RU.docx
@@ -3569,7 +3569,7 @@
           </w:tcPr>
           <w:p>
             <w:r>
-              <w:t>H₂O ✓; CH₄ —</w:t>
+              <w:t>H₂O ✓; CH₄ ✓</w:t>
             </w:r>
           </w:p>
         </w:tc>
@@ -3779,7 +3779,7 @@
           </w:tcPr>
           <w:p>
             <w:r>
-              <w:t>base ✓; degauss —</w:t>
+              <w:t>base ✓; degauss ✓</w:t>
             </w:r>
           </w:p>
         </w:tc>
@@ -3905,7 +3905,7 @@
           </w:tcPr>
           <w:p>
             <w:r>
-              <w:t>base ✓; rerun —</w:t>
+              <w:t>base ✓; rerun ✓</w:t>
             </w:r>
           </w:p>
         </w:tc>
@@ -3947,7 +3947,7 @@
           </w:tcPr>
           <w:p>
             <w:r>
-              <w:t>Hg sites ✓; C₈ —</w:t>
+              <w:t>Hg sites ✓; C₈ ✓</w:t>
             </w:r>
           </w:p>
         </w:tc>
